--- a/Section6&7_Services/2-Stateless and Statefull.docx
+++ b/Section6&7_Services/2-Stateless and Statefull.docx
@@ -32,6 +32,9 @@
     </w:p>
     <w:p>
       <w:r>
+        <w:rPr>
+          <w:noProof/>
+        </w:rPr>
         <w:drawing>
           <wp:anchor distT="0" distB="0" distL="114300" distR="114300" simplePos="0" relativeHeight="251658240" behindDoc="1" locked="0" layoutInCell="1" allowOverlap="1" wp14:anchorId="721BF9CF" wp14:editId="2AA2E7D2">
             <wp:simplePos x="0" y="0"/>
@@ -133,6 +136,7 @@
       <w:r>
         <w:rPr>
           <w:rFonts w:cstheme="minorBidi"/>
+          <w:noProof/>
           <w:szCs w:val="65"/>
           <w:lang w:bidi="km-KH"/>
         </w:rPr>
@@ -190,7 +194,7 @@
     <w:p>
       <w:pPr>
         <w:rPr>
-          <w:rFonts w:cstheme="minorBidi" w:hint="cs"/>
+          <w:rFonts w:cstheme="minorBidi"/>
           <w:szCs w:val="65"/>
           <w:lang w:bidi="km-KH"/>
         </w:rPr>
@@ -213,7 +217,7 @@
     <w:p>
       <w:pPr>
         <w:rPr>
-          <w:rFonts w:cstheme="minorBidi" w:hint="cs"/>
+          <w:rFonts w:cstheme="minorBidi"/>
           <w:sz w:val="24"/>
           <w:szCs w:val="44"/>
           <w:cs/>
@@ -243,14 +247,7 @@
           <w:sz w:val="24"/>
           <w:szCs w:val="24"/>
         </w:rPr>
-        <w:t xml:space="preserve">&gt;&gt; </w:t>
-      </w:r>
-      <w:r>
-        <w:rPr>
-          <w:sz w:val="24"/>
-          <w:szCs w:val="24"/>
-        </w:rPr>
-        <w:t xml:space="preserve">ng g s services/counter  </w:t>
+        <w:t xml:space="preserve">&gt;&gt; ng g s services/counter  </w:t>
       </w:r>
     </w:p>
     <w:p>
@@ -301,7 +298,6 @@
         </w:rPr>
         <w:t xml:space="preserve"> </w:t>
       </w:r>
-      <w:proofErr w:type="gramStart"/>
       <w:r>
         <w:rPr>
           <w:rFonts w:ascii="Consolas" w:eastAsia="Times New Roman" w:hAnsi="Consolas"/>
@@ -312,20 +308,7 @@
           <w:lang w:bidi="ar-SA"/>
           <w14:ligatures w14:val="none"/>
         </w:rPr>
-        <w:t>{ Injectable</w:t>
-      </w:r>
-      <w:proofErr w:type="gramEnd"/>
-      <w:r>
-        <w:rPr>
-          <w:rFonts w:ascii="Consolas" w:eastAsia="Times New Roman" w:hAnsi="Consolas"/>
-          <w:color w:val="C9D1D9"/>
-          <w:kern w:val="0"/>
-          <w:sz w:val="14"/>
-          <w:szCs w:val="14"/>
-          <w:lang w:bidi="ar-SA"/>
-          <w14:ligatures w14:val="none"/>
-        </w:rPr>
-        <w:t xml:space="preserve"> }</w:t>
+        <w:t>{ Injectable }</w:t>
       </w:r>
       <w:r>
         <w:rPr>
@@ -429,7 +412,6 @@
         </w:rPr>
         <w:t>@</w:t>
       </w:r>
-      <w:proofErr w:type="gramStart"/>
       <w:r>
         <w:rPr>
           <w:rFonts w:ascii="Consolas" w:eastAsia="Times New Roman" w:hAnsi="Consolas"/>
@@ -452,20 +434,7 @@
           <w:lang w:bidi="ar-SA"/>
           <w14:ligatures w14:val="none"/>
         </w:rPr>
-        <w:t>(</w:t>
-      </w:r>
-      <w:proofErr w:type="gramEnd"/>
-      <w:r>
-        <w:rPr>
-          <w:rFonts w:ascii="Consolas" w:eastAsia="Times New Roman" w:hAnsi="Consolas"/>
-          <w:color w:val="BBBEBF"/>
-          <w:kern w:val="0"/>
-          <w:sz w:val="14"/>
-          <w:szCs w:val="14"/>
-          <w:lang w:bidi="ar-SA"/>
-          <w14:ligatures w14:val="none"/>
-        </w:rPr>
-        <w:t>{</w:t>
+        <w:t>({</w:t>
       </w:r>
     </w:p>
     <w:p>
@@ -494,7 +463,6 @@
         </w:rPr>
         <w:t xml:space="preserve">  </w:t>
       </w:r>
-      <w:proofErr w:type="spellStart"/>
       <w:r>
         <w:rPr>
           <w:rFonts w:ascii="Consolas" w:eastAsia="Times New Roman" w:hAnsi="Consolas"/>
@@ -507,7 +475,6 @@
         </w:rPr>
         <w:t>providedIn</w:t>
       </w:r>
-      <w:proofErr w:type="spellEnd"/>
       <w:r>
         <w:rPr>
           <w:rFonts w:ascii="Consolas" w:eastAsia="Times New Roman" w:hAnsi="Consolas"/>
@@ -799,7 +766,6 @@
         </w:rPr>
         <w:t xml:space="preserve"> </w:t>
       </w:r>
-      <w:proofErr w:type="gramStart"/>
       <w:r>
         <w:rPr>
           <w:rFonts w:ascii="Consolas" w:eastAsia="Times New Roman" w:hAnsi="Consolas"/>
@@ -810,20 +776,7 @@
           <w:lang w:bidi="ar-SA"/>
           <w14:ligatures w14:val="none"/>
         </w:rPr>
-        <w:t>{ Injectable</w:t>
-      </w:r>
-      <w:proofErr w:type="gramEnd"/>
-      <w:r>
-        <w:rPr>
-          <w:rFonts w:ascii="Consolas" w:eastAsia="Times New Roman" w:hAnsi="Consolas"/>
-          <w:color w:val="C9D1D9"/>
-          <w:kern w:val="0"/>
-          <w:sz w:val="14"/>
-          <w:szCs w:val="14"/>
-          <w:lang w:bidi="ar-SA"/>
-          <w14:ligatures w14:val="none"/>
-        </w:rPr>
-        <w:t xml:space="preserve"> }</w:t>
+        <w:t>{ Injectable }</w:t>
       </w:r>
       <w:r>
         <w:rPr>
@@ -927,7 +880,6 @@
         </w:rPr>
         <w:t>@</w:t>
       </w:r>
-      <w:proofErr w:type="gramStart"/>
       <w:r>
         <w:rPr>
           <w:rFonts w:ascii="Consolas" w:eastAsia="Times New Roman" w:hAnsi="Consolas"/>
@@ -950,20 +902,7 @@
           <w:lang w:bidi="ar-SA"/>
           <w14:ligatures w14:val="none"/>
         </w:rPr>
-        <w:t>(</w:t>
-      </w:r>
-      <w:proofErr w:type="gramEnd"/>
-      <w:r>
-        <w:rPr>
-          <w:rFonts w:ascii="Consolas" w:eastAsia="Times New Roman" w:hAnsi="Consolas"/>
-          <w:color w:val="BBBEBF"/>
-          <w:kern w:val="0"/>
-          <w:sz w:val="14"/>
-          <w:szCs w:val="14"/>
-          <w:lang w:bidi="ar-SA"/>
-          <w14:ligatures w14:val="none"/>
-        </w:rPr>
-        <w:t>{</w:t>
+        <w:t>({</w:t>
       </w:r>
     </w:p>
     <w:p>
@@ -992,7 +931,6 @@
         </w:rPr>
         <w:t xml:space="preserve">  </w:t>
       </w:r>
-      <w:proofErr w:type="spellStart"/>
       <w:r>
         <w:rPr>
           <w:rFonts w:ascii="Consolas" w:eastAsia="Times New Roman" w:hAnsi="Consolas"/>
@@ -1005,7 +943,6 @@
         </w:rPr>
         <w:t>providedIn</w:t>
       </w:r>
-      <w:proofErr w:type="spellEnd"/>
       <w:r>
         <w:rPr>
           <w:rFonts w:ascii="Consolas" w:eastAsia="Times New Roman" w:hAnsi="Consolas"/>
@@ -1495,72 +1432,22 @@
           <w:szCs w:val="48"/>
           <w:lang w:bidi="km-KH"/>
         </w:rPr>
-        <w:t xml:space="preserve">Add the method </w:t>
-      </w:r>
-      <w:proofErr w:type="spellStart"/>
-      <w:proofErr w:type="gramStart"/>
-      <w:r>
-        <w:rPr>
-          <w:rFonts w:cstheme="minorBidi"/>
-          <w:sz w:val="28"/>
-          <w:szCs w:val="48"/>
-          <w:lang w:bidi="km-KH"/>
-        </w:rPr>
-        <w:t>getCount</w:t>
-      </w:r>
-      <w:proofErr w:type="spellEnd"/>
-      <w:r>
-        <w:rPr>
-          <w:rFonts w:cstheme="minorBidi"/>
-          <w:sz w:val="28"/>
-          <w:szCs w:val="48"/>
-          <w:lang w:bidi="km-KH"/>
-        </w:rPr>
-        <w:t>(</w:t>
-      </w:r>
-      <w:proofErr w:type="gramEnd"/>
-      <w:r>
-        <w:rPr>
-          <w:rFonts w:cstheme="minorBidi"/>
-          <w:sz w:val="28"/>
-          <w:szCs w:val="48"/>
-          <w:lang w:bidi="km-KH"/>
-        </w:rPr>
-        <w:t xml:space="preserve">) and </w:t>
-      </w:r>
-      <w:proofErr w:type="spellStart"/>
-      <w:r>
-        <w:rPr>
-          <w:rFonts w:cstheme="minorBidi"/>
-          <w:sz w:val="28"/>
-          <w:szCs w:val="48"/>
-          <w:lang w:bidi="km-KH"/>
-        </w:rPr>
-        <w:t>increstment</w:t>
-      </w:r>
-      <w:proofErr w:type="spellEnd"/>
-      <w:r>
-        <w:rPr>
-          <w:rFonts w:cstheme="minorBidi"/>
-          <w:sz w:val="28"/>
-          <w:szCs w:val="48"/>
-          <w:lang w:bidi="km-KH"/>
-        </w:rPr>
-        <w:t xml:space="preserve"> method to count by 1 </w:t>
-      </w:r>
-    </w:p>
-    <w:p>
-      <w:pPr>
-        <w:rPr>
-          <w:rFonts w:cstheme="minorBidi"/>
-          <w:sz w:val="28"/>
-          <w:szCs w:val="48"/>
-          <w:lang w:bidi="km-KH"/>
-        </w:rPr>
-      </w:pPr>
-      <w:r>
-        <w:rPr>
-          <w:rFonts w:cstheme="minorBidi"/>
+        <w:t xml:space="preserve">Add the method getCount() and increstment method to count by 1 </w:t>
+      </w:r>
+    </w:p>
+    <w:p>
+      <w:pPr>
+        <w:rPr>
+          <w:rFonts w:cstheme="minorBidi"/>
+          <w:sz w:val="28"/>
+          <w:szCs w:val="48"/>
+          <w:lang w:bidi="km-KH"/>
+        </w:rPr>
+      </w:pPr>
+      <w:r>
+        <w:rPr>
+          <w:rFonts w:cstheme="minorBidi"/>
+          <w:noProof/>
           <w:sz w:val="28"/>
           <w:szCs w:val="48"/>
           <w:lang w:bidi="km-KH"/>
@@ -1625,197 +1512,197 @@
     <w:p>
       <w:pPr>
         <w:rPr>
-          <w:rFonts w:cstheme="minorBidi" w:hint="cs"/>
-          <w:sz w:val="28"/>
-          <w:szCs w:val="48"/>
-          <w:lang w:bidi="km-KH"/>
-        </w:rPr>
-      </w:pPr>
-    </w:p>
-    <w:p>
-      <w:pPr>
-        <w:rPr>
-          <w:rFonts w:cstheme="minorBidi"/>
-          <w:sz w:val="28"/>
-          <w:szCs w:val="48"/>
-          <w:lang w:bidi="km-KH"/>
-        </w:rPr>
-      </w:pPr>
-    </w:p>
-    <w:p>
-      <w:pPr>
-        <w:rPr>
-          <w:rFonts w:cstheme="minorBidi"/>
-          <w:sz w:val="28"/>
-          <w:szCs w:val="48"/>
-          <w:lang w:bidi="km-KH"/>
-        </w:rPr>
-      </w:pPr>
-    </w:p>
-    <w:p>
-      <w:pPr>
-        <w:rPr>
-          <w:rFonts w:cstheme="minorBidi"/>
-          <w:sz w:val="28"/>
-          <w:szCs w:val="48"/>
-          <w:lang w:bidi="km-KH"/>
-        </w:rPr>
-      </w:pPr>
-    </w:p>
-    <w:p>
-      <w:pPr>
-        <w:rPr>
-          <w:rFonts w:cstheme="minorBidi"/>
-          <w:sz w:val="28"/>
-          <w:szCs w:val="48"/>
-          <w:lang w:bidi="km-KH"/>
-        </w:rPr>
-      </w:pPr>
-    </w:p>
-    <w:p>
-      <w:pPr>
-        <w:rPr>
-          <w:rFonts w:cstheme="minorBidi"/>
-          <w:sz w:val="28"/>
-          <w:szCs w:val="48"/>
-          <w:lang w:bidi="km-KH"/>
-        </w:rPr>
-      </w:pPr>
-    </w:p>
-    <w:p>
-      <w:pPr>
-        <w:rPr>
-          <w:rFonts w:cstheme="minorBidi"/>
-          <w:sz w:val="28"/>
-          <w:szCs w:val="48"/>
-          <w:lang w:bidi="km-KH"/>
-        </w:rPr>
-      </w:pPr>
-    </w:p>
-    <w:p>
-      <w:pPr>
-        <w:rPr>
-          <w:rFonts w:cstheme="minorBidi"/>
-          <w:sz w:val="28"/>
-          <w:szCs w:val="48"/>
-          <w:lang w:bidi="km-KH"/>
-        </w:rPr>
-      </w:pPr>
-    </w:p>
-    <w:p>
-      <w:pPr>
-        <w:rPr>
-          <w:rFonts w:cstheme="minorBidi"/>
-          <w:sz w:val="28"/>
-          <w:szCs w:val="48"/>
-          <w:lang w:bidi="km-KH"/>
-        </w:rPr>
-      </w:pPr>
-    </w:p>
-    <w:p>
-      <w:pPr>
-        <w:rPr>
-          <w:rFonts w:cstheme="minorBidi"/>
-          <w:sz w:val="28"/>
-          <w:szCs w:val="48"/>
-          <w:lang w:bidi="km-KH"/>
-        </w:rPr>
-      </w:pPr>
-    </w:p>
-    <w:p>
-      <w:pPr>
-        <w:rPr>
-          <w:rFonts w:cstheme="minorBidi"/>
-          <w:sz w:val="28"/>
-          <w:szCs w:val="48"/>
-          <w:lang w:bidi="km-KH"/>
-        </w:rPr>
-      </w:pPr>
-    </w:p>
-    <w:p>
-      <w:pPr>
-        <w:rPr>
-          <w:rFonts w:cstheme="minorBidi"/>
-          <w:sz w:val="28"/>
-          <w:szCs w:val="48"/>
-          <w:lang w:bidi="km-KH"/>
-        </w:rPr>
-      </w:pPr>
-    </w:p>
-    <w:p>
-      <w:pPr>
-        <w:rPr>
-          <w:rFonts w:cstheme="minorBidi"/>
-          <w:sz w:val="28"/>
-          <w:szCs w:val="48"/>
-          <w:lang w:bidi="km-KH"/>
-        </w:rPr>
-      </w:pPr>
-    </w:p>
-    <w:p>
-      <w:pPr>
-        <w:rPr>
-          <w:rFonts w:cstheme="minorBidi"/>
-          <w:sz w:val="28"/>
-          <w:szCs w:val="48"/>
-          <w:lang w:bidi="km-KH"/>
-        </w:rPr>
-      </w:pPr>
-    </w:p>
-    <w:p>
-      <w:pPr>
-        <w:rPr>
-          <w:rFonts w:cstheme="minorBidi"/>
-          <w:sz w:val="28"/>
-          <w:szCs w:val="48"/>
-          <w:lang w:bidi="km-KH"/>
-        </w:rPr>
-      </w:pPr>
-    </w:p>
-    <w:p>
-      <w:pPr>
-        <w:rPr>
-          <w:rFonts w:cstheme="minorBidi"/>
-          <w:sz w:val="28"/>
-          <w:szCs w:val="48"/>
-          <w:lang w:bidi="km-KH"/>
-        </w:rPr>
-      </w:pPr>
-    </w:p>
-    <w:p>
-      <w:pPr>
-        <w:rPr>
-          <w:rFonts w:cstheme="minorBidi" w:hint="cs"/>
-          <w:sz w:val="28"/>
-          <w:szCs w:val="48"/>
-          <w:lang w:bidi="km-KH"/>
-        </w:rPr>
-      </w:pPr>
-    </w:p>
-    <w:p>
-      <w:pPr>
-        <w:rPr>
-          <w:rFonts w:cstheme="minorBidi"/>
-          <w:sz w:val="28"/>
-          <w:szCs w:val="48"/>
-          <w:lang w:bidi="km-KH"/>
-        </w:rPr>
-      </w:pPr>
-    </w:p>
-    <w:p>
-      <w:pPr>
-        <w:rPr>
-          <w:rFonts w:cstheme="minorBidi"/>
-          <w:sz w:val="28"/>
-          <w:szCs w:val="48"/>
-          <w:lang w:bidi="km-KH"/>
-        </w:rPr>
-      </w:pPr>
-    </w:p>
-    <w:p>
-      <w:pPr>
-        <w:rPr>
-          <w:rFonts w:cstheme="minorBidi" w:hint="cs"/>
+          <w:rFonts w:cstheme="minorBidi"/>
+          <w:sz w:val="28"/>
+          <w:szCs w:val="48"/>
+          <w:lang w:bidi="km-KH"/>
+        </w:rPr>
+      </w:pPr>
+    </w:p>
+    <w:p>
+      <w:pPr>
+        <w:rPr>
+          <w:rFonts w:cstheme="minorBidi"/>
+          <w:sz w:val="28"/>
+          <w:szCs w:val="48"/>
+          <w:lang w:bidi="km-KH"/>
+        </w:rPr>
+      </w:pPr>
+    </w:p>
+    <w:p>
+      <w:pPr>
+        <w:rPr>
+          <w:rFonts w:cstheme="minorBidi"/>
+          <w:sz w:val="28"/>
+          <w:szCs w:val="48"/>
+          <w:lang w:bidi="km-KH"/>
+        </w:rPr>
+      </w:pPr>
+    </w:p>
+    <w:p>
+      <w:pPr>
+        <w:rPr>
+          <w:rFonts w:cstheme="minorBidi"/>
+          <w:sz w:val="28"/>
+          <w:szCs w:val="48"/>
+          <w:lang w:bidi="km-KH"/>
+        </w:rPr>
+      </w:pPr>
+    </w:p>
+    <w:p>
+      <w:pPr>
+        <w:rPr>
+          <w:rFonts w:cstheme="minorBidi"/>
+          <w:sz w:val="28"/>
+          <w:szCs w:val="48"/>
+          <w:lang w:bidi="km-KH"/>
+        </w:rPr>
+      </w:pPr>
+    </w:p>
+    <w:p>
+      <w:pPr>
+        <w:rPr>
+          <w:rFonts w:cstheme="minorBidi"/>
+          <w:sz w:val="28"/>
+          <w:szCs w:val="48"/>
+          <w:lang w:bidi="km-KH"/>
+        </w:rPr>
+      </w:pPr>
+    </w:p>
+    <w:p>
+      <w:pPr>
+        <w:rPr>
+          <w:rFonts w:cstheme="minorBidi"/>
+          <w:sz w:val="28"/>
+          <w:szCs w:val="48"/>
+          <w:lang w:bidi="km-KH"/>
+        </w:rPr>
+      </w:pPr>
+    </w:p>
+    <w:p>
+      <w:pPr>
+        <w:rPr>
+          <w:rFonts w:cstheme="minorBidi"/>
+          <w:sz w:val="28"/>
+          <w:szCs w:val="48"/>
+          <w:lang w:bidi="km-KH"/>
+        </w:rPr>
+      </w:pPr>
+    </w:p>
+    <w:p>
+      <w:pPr>
+        <w:rPr>
+          <w:rFonts w:cstheme="minorBidi"/>
+          <w:sz w:val="28"/>
+          <w:szCs w:val="48"/>
+          <w:lang w:bidi="km-KH"/>
+        </w:rPr>
+      </w:pPr>
+    </w:p>
+    <w:p>
+      <w:pPr>
+        <w:rPr>
+          <w:rFonts w:cstheme="minorBidi"/>
+          <w:sz w:val="28"/>
+          <w:szCs w:val="48"/>
+          <w:lang w:bidi="km-KH"/>
+        </w:rPr>
+      </w:pPr>
+    </w:p>
+    <w:p>
+      <w:pPr>
+        <w:rPr>
+          <w:rFonts w:cstheme="minorBidi"/>
+          <w:sz w:val="28"/>
+          <w:szCs w:val="48"/>
+          <w:lang w:bidi="km-KH"/>
+        </w:rPr>
+      </w:pPr>
+    </w:p>
+    <w:p>
+      <w:pPr>
+        <w:rPr>
+          <w:rFonts w:cstheme="minorBidi"/>
+          <w:sz w:val="28"/>
+          <w:szCs w:val="48"/>
+          <w:lang w:bidi="km-KH"/>
+        </w:rPr>
+      </w:pPr>
+    </w:p>
+    <w:p>
+      <w:pPr>
+        <w:rPr>
+          <w:rFonts w:cstheme="minorBidi"/>
+          <w:sz w:val="28"/>
+          <w:szCs w:val="48"/>
+          <w:lang w:bidi="km-KH"/>
+        </w:rPr>
+      </w:pPr>
+    </w:p>
+    <w:p>
+      <w:pPr>
+        <w:rPr>
+          <w:rFonts w:cstheme="minorBidi"/>
+          <w:sz w:val="28"/>
+          <w:szCs w:val="48"/>
+          <w:lang w:bidi="km-KH"/>
+        </w:rPr>
+      </w:pPr>
+    </w:p>
+    <w:p>
+      <w:pPr>
+        <w:rPr>
+          <w:rFonts w:cstheme="minorBidi"/>
+          <w:sz w:val="28"/>
+          <w:szCs w:val="48"/>
+          <w:lang w:bidi="km-KH"/>
+        </w:rPr>
+      </w:pPr>
+    </w:p>
+    <w:p>
+      <w:pPr>
+        <w:rPr>
+          <w:rFonts w:cstheme="minorBidi"/>
+          <w:sz w:val="28"/>
+          <w:szCs w:val="48"/>
+          <w:lang w:bidi="km-KH"/>
+        </w:rPr>
+      </w:pPr>
+    </w:p>
+    <w:p>
+      <w:pPr>
+        <w:rPr>
+          <w:rFonts w:cstheme="minorBidi"/>
+          <w:sz w:val="28"/>
+          <w:szCs w:val="48"/>
+          <w:lang w:bidi="km-KH"/>
+        </w:rPr>
+      </w:pPr>
+    </w:p>
+    <w:p>
+      <w:pPr>
+        <w:rPr>
+          <w:rFonts w:cstheme="minorBidi"/>
+          <w:sz w:val="28"/>
+          <w:szCs w:val="48"/>
+          <w:lang w:bidi="km-KH"/>
+        </w:rPr>
+      </w:pPr>
+    </w:p>
+    <w:p>
+      <w:pPr>
+        <w:rPr>
+          <w:rFonts w:cstheme="minorBidi"/>
+          <w:sz w:val="28"/>
+          <w:szCs w:val="48"/>
+          <w:lang w:bidi="km-KH"/>
+        </w:rPr>
+      </w:pPr>
+    </w:p>
+    <w:p>
+      <w:pPr>
+        <w:rPr>
+          <w:rFonts w:cstheme="minorBidi"/>
           <w:sz w:val="28"/>
           <w:szCs w:val="48"/>
           <w:lang w:bidi="km-KH"/>
@@ -1927,6 +1814,16 @@
           <w:lang w:bidi="km-KH"/>
         </w:rPr>
       </w:pPr>
+    </w:p>
+    <w:p>
+      <w:pPr>
+        <w:rPr>
+          <w:rFonts w:cstheme="minorBidi"/>
+          <w:sz w:val="28"/>
+          <w:szCs w:val="48"/>
+          <w:lang w:bidi="km-KH"/>
+        </w:rPr>
+      </w:pPr>
       <w:r>
         <w:rPr>
           <w:rFonts w:cstheme="minorBidi"/>
@@ -1965,26 +1862,1337 @@
           <w:lang w:bidi="km-KH"/>
         </w:rPr>
       </w:pPr>
-    </w:p>
-    <w:p>
-      <w:pPr>
-        <w:rPr>
-          <w:rFonts w:cstheme="minorBidi"/>
-          <w:sz w:val="28"/>
-          <w:szCs w:val="48"/>
-          <w:lang w:bidi="km-KH"/>
-        </w:rPr>
-      </w:pPr>
-    </w:p>
-    <w:p>
-      <w:pPr>
-        <w:rPr>
-          <w:rFonts w:cstheme="minorBidi" w:hint="cs"/>
-          <w:sz w:val="28"/>
-          <w:szCs w:val="48"/>
-          <w:lang w:bidi="km-KH"/>
-        </w:rPr>
-      </w:pPr>
+      <w:r>
+        <w:rPr>
+          <w:rFonts w:cstheme="minorBidi"/>
+          <w:sz w:val="28"/>
+          <w:szCs w:val="48"/>
+          <w:lang w:bidi="km-KH"/>
+        </w:rPr>
+        <w:drawing>
+          <wp:anchor distT="0" distB="0" distL="114300" distR="114300" simplePos="0" relativeHeight="251661312" behindDoc="1" locked="0" layoutInCell="1" allowOverlap="1" wp14:anchorId="1A603054" wp14:editId="6C6603E1">
+            <wp:simplePos x="0" y="0"/>
+            <wp:positionH relativeFrom="column">
+              <wp:posOffset>1024255</wp:posOffset>
+            </wp:positionH>
+            <wp:positionV relativeFrom="paragraph">
+              <wp:posOffset>83185</wp:posOffset>
+            </wp:positionV>
+            <wp:extent cx="4426177" cy="3454578"/>
+            <wp:effectExtent l="0" t="0" r="0" b="0"/>
+            <wp:wrapNone/>
+            <wp:docPr id="1193858650" name="Picture 1"/>
+            <wp:cNvGraphicFramePr>
+              <a:graphicFrameLocks xmlns:a="http://schemas.openxmlformats.org/drawingml/2006/main" noChangeAspect="1"/>
+            </wp:cNvGraphicFramePr>
+            <a:graphic xmlns:a="http://schemas.openxmlformats.org/drawingml/2006/main">
+              <a:graphicData uri="http://schemas.openxmlformats.org/drawingml/2006/picture">
+                <pic:pic xmlns:pic="http://schemas.openxmlformats.org/drawingml/2006/picture">
+                  <pic:nvPicPr>
+                    <pic:cNvPr id="1193858650" name=""/>
+                    <pic:cNvPicPr/>
+                  </pic:nvPicPr>
+                  <pic:blipFill>
+                    <a:blip r:embed="rId8">
+                      <a:extLst>
+                        <a:ext uri="{28A0092B-C50C-407E-A947-70E740481C1C}">
+                          <a14:useLocalDpi xmlns:a14="http://schemas.microsoft.com/office/drawing/2010/main" val="0"/>
+                        </a:ext>
+                      </a:extLst>
+                    </a:blip>
+                    <a:stretch>
+                      <a:fillRect/>
+                    </a:stretch>
+                  </pic:blipFill>
+                  <pic:spPr>
+                    <a:xfrm>
+                      <a:off x="0" y="0"/>
+                      <a:ext cx="4426177" cy="3454578"/>
+                    </a:xfrm>
+                    <a:prstGeom prst="rect">
+                      <a:avLst/>
+                    </a:prstGeom>
+                  </pic:spPr>
+                </pic:pic>
+              </a:graphicData>
+            </a:graphic>
+          </wp:anchor>
+        </w:drawing>
+      </w:r>
+    </w:p>
+    <w:p>
+      <w:pPr>
+        <w:rPr>
+          <w:rFonts w:cstheme="minorBidi"/>
+          <w:sz w:val="28"/>
+          <w:szCs w:val="48"/>
+          <w:lang w:bidi="km-KH"/>
+        </w:rPr>
+      </w:pPr>
+    </w:p>
+    <w:p>
+      <w:pPr>
+        <w:rPr>
+          <w:rFonts w:cstheme="minorBidi"/>
+          <w:sz w:val="28"/>
+          <w:szCs w:val="48"/>
+          <w:lang w:bidi="km-KH"/>
+        </w:rPr>
+      </w:pPr>
+    </w:p>
+    <w:p>
+      <w:pPr>
+        <w:rPr>
+          <w:rFonts w:cstheme="minorBidi"/>
+          <w:sz w:val="28"/>
+          <w:szCs w:val="48"/>
+          <w:lang w:bidi="km-KH"/>
+        </w:rPr>
+      </w:pPr>
+    </w:p>
+    <w:p>
+      <w:pPr>
+        <w:rPr>
+          <w:rFonts w:cstheme="minorBidi"/>
+          <w:sz w:val="28"/>
+          <w:szCs w:val="48"/>
+          <w:lang w:bidi="km-KH"/>
+        </w:rPr>
+      </w:pPr>
+    </w:p>
+    <w:p>
+      <w:pPr>
+        <w:rPr>
+          <w:rFonts w:cstheme="minorBidi"/>
+          <w:sz w:val="28"/>
+          <w:szCs w:val="48"/>
+          <w:lang w:bidi="km-KH"/>
+        </w:rPr>
+      </w:pPr>
+    </w:p>
+    <w:p>
+      <w:pPr>
+        <w:rPr>
+          <w:rFonts w:cstheme="minorBidi"/>
+          <w:sz w:val="28"/>
+          <w:szCs w:val="48"/>
+          <w:lang w:bidi="km-KH"/>
+        </w:rPr>
+      </w:pPr>
+    </w:p>
+    <w:p>
+      <w:pPr>
+        <w:rPr>
+          <w:rFonts w:cstheme="minorBidi"/>
+          <w:sz w:val="28"/>
+          <w:szCs w:val="48"/>
+          <w:lang w:bidi="km-KH"/>
+        </w:rPr>
+      </w:pPr>
+    </w:p>
+    <w:p>
+      <w:pPr>
+        <w:rPr>
+          <w:rFonts w:cstheme="minorBidi"/>
+          <w:sz w:val="28"/>
+          <w:szCs w:val="48"/>
+          <w:lang w:bidi="km-KH"/>
+        </w:rPr>
+      </w:pPr>
+    </w:p>
+    <w:p>
+      <w:pPr>
+        <w:rPr>
+          <w:rFonts w:cstheme="minorBidi"/>
+          <w:sz w:val="28"/>
+          <w:szCs w:val="48"/>
+          <w:lang w:bidi="km-KH"/>
+        </w:rPr>
+      </w:pPr>
+    </w:p>
+    <w:p>
+      <w:pPr>
+        <w:rPr>
+          <w:rFonts w:cstheme="minorBidi"/>
+          <w:sz w:val="28"/>
+          <w:szCs w:val="48"/>
+          <w:lang w:bidi="km-KH"/>
+        </w:rPr>
+      </w:pPr>
+    </w:p>
+    <w:p>
+      <w:pPr>
+        <w:rPr>
+          <w:rFonts w:cstheme="minorBidi"/>
+          <w:sz w:val="28"/>
+          <w:szCs w:val="48"/>
+          <w:lang w:bidi="km-KH"/>
+        </w:rPr>
+      </w:pPr>
+    </w:p>
+    <w:p>
+      <w:pPr>
+        <w:rPr>
+          <w:rFonts w:cstheme="minorBidi"/>
+          <w:sz w:val="28"/>
+          <w:szCs w:val="48"/>
+          <w:lang w:bidi="km-KH"/>
+        </w:rPr>
+      </w:pPr>
+    </w:p>
+    <w:p>
+      <w:pPr>
+        <w:rPr>
+          <w:rFonts w:cstheme="minorBidi"/>
+          <w:sz w:val="28"/>
+          <w:szCs w:val="48"/>
+          <w:lang w:bidi="km-KH"/>
+        </w:rPr>
+      </w:pPr>
+    </w:p>
+    <w:p>
+      <w:pPr>
+        <w:rPr>
+          <w:rFonts w:cstheme="minorBidi"/>
+          <w:sz w:val="28"/>
+          <w:szCs w:val="48"/>
+          <w:lang w:bidi="km-KH"/>
+        </w:rPr>
+      </w:pPr>
+    </w:p>
+    <w:p>
+      <w:pPr>
+        <w:rPr>
+          <w:rFonts w:cstheme="minorBidi"/>
+          <w:sz w:val="28"/>
+          <w:szCs w:val="48"/>
+          <w:lang w:bidi="km-KH"/>
+        </w:rPr>
+      </w:pPr>
+    </w:p>
+    <w:p>
+      <w:pPr>
+        <w:rPr>
+          <w:rFonts w:cstheme="minorBidi"/>
+          <w:sz w:val="28"/>
+          <w:szCs w:val="48"/>
+          <w:lang w:bidi="km-KH"/>
+        </w:rPr>
+      </w:pPr>
+    </w:p>
+    <w:p>
+      <w:pPr>
+        <w:rPr>
+          <w:rFonts w:cstheme="minorBidi"/>
+          <w:sz w:val="28"/>
+          <w:szCs w:val="48"/>
+          <w:lang w:bidi="km-KH"/>
+        </w:rPr>
+      </w:pPr>
+    </w:p>
+    <w:p>
+      <w:pPr>
+        <w:pStyle w:val="ListParagraph"/>
+        <w:numPr>
+          <w:ilvl w:val="0"/>
+          <w:numId w:val="2"/>
+        </w:numPr>
+        <w:rPr>
+          <w:rFonts w:cstheme="minorBidi"/>
+          <w:sz w:val="28"/>
+          <w:szCs w:val="48"/>
+          <w:lang w:bidi="km-KH"/>
+        </w:rPr>
+      </w:pPr>
+      <w:r>
+        <w:rPr>
+          <w:rFonts w:cstheme="minorBidi"/>
+          <w:sz w:val="28"/>
+          <w:szCs w:val="48"/>
+          <w:lang w:bidi="km-KH"/>
+        </w:rPr>
+        <w:t xml:space="preserve">Counter service </w:t>
+      </w:r>
+    </w:p>
+    <w:p>
+      <w:pPr>
+        <w:rPr>
+          <w:rFonts w:cstheme="minorBidi"/>
+          <w:sz w:val="28"/>
+          <w:szCs w:val="48"/>
+          <w:lang w:bidi="km-KH"/>
+        </w:rPr>
+      </w:pPr>
+    </w:p>
+    <w:p>
+      <w:pPr>
+        <w:rPr>
+          <w:rFonts w:cstheme="minorBidi"/>
+          <w:sz w:val="28"/>
+          <w:szCs w:val="48"/>
+          <w:lang w:bidi="km-KH"/>
+        </w:rPr>
+      </w:pPr>
+      <w:r>
+        <w:rPr>
+          <w:rFonts w:cstheme="minorBidi"/>
+          <w:sz w:val="28"/>
+          <w:szCs w:val="48"/>
+          <w:lang w:bidi="km-KH"/>
+        </w:rPr>
+        <w:drawing>
+          <wp:anchor distT="0" distB="0" distL="114300" distR="114300" simplePos="0" relativeHeight="251662336" behindDoc="1" locked="0" layoutInCell="1" allowOverlap="1" wp14:anchorId="0AF0E029" wp14:editId="322CF135">
+            <wp:simplePos x="0" y="0"/>
+            <wp:positionH relativeFrom="column">
+              <wp:posOffset>350520</wp:posOffset>
+            </wp:positionH>
+            <wp:positionV relativeFrom="paragraph">
+              <wp:posOffset>121920</wp:posOffset>
+            </wp:positionV>
+            <wp:extent cx="3043417" cy="4298950"/>
+            <wp:effectExtent l="0" t="0" r="5080" b="6350"/>
+            <wp:wrapNone/>
+            <wp:docPr id="2046227436" name="Picture 1"/>
+            <wp:cNvGraphicFramePr>
+              <a:graphicFrameLocks xmlns:a="http://schemas.openxmlformats.org/drawingml/2006/main" noChangeAspect="1"/>
+            </wp:cNvGraphicFramePr>
+            <a:graphic xmlns:a="http://schemas.openxmlformats.org/drawingml/2006/main">
+              <a:graphicData uri="http://schemas.openxmlformats.org/drawingml/2006/picture">
+                <pic:pic xmlns:pic="http://schemas.openxmlformats.org/drawingml/2006/picture">
+                  <pic:nvPicPr>
+                    <pic:cNvPr id="2046227436" name=""/>
+                    <pic:cNvPicPr/>
+                  </pic:nvPicPr>
+                  <pic:blipFill>
+                    <a:blip r:embed="rId9">
+                      <a:extLst>
+                        <a:ext uri="{28A0092B-C50C-407E-A947-70E740481C1C}">
+                          <a14:useLocalDpi xmlns:a14="http://schemas.microsoft.com/office/drawing/2010/main" val="0"/>
+                        </a:ext>
+                      </a:extLst>
+                    </a:blip>
+                    <a:stretch>
+                      <a:fillRect/>
+                    </a:stretch>
+                  </pic:blipFill>
+                  <pic:spPr>
+                    <a:xfrm>
+                      <a:off x="0" y="0"/>
+                      <a:ext cx="3043417" cy="4298950"/>
+                    </a:xfrm>
+                    <a:prstGeom prst="rect">
+                      <a:avLst/>
+                    </a:prstGeom>
+                  </pic:spPr>
+                </pic:pic>
+              </a:graphicData>
+            </a:graphic>
+            <wp14:sizeRelH relativeFrom="margin">
+              <wp14:pctWidth>0</wp14:pctWidth>
+            </wp14:sizeRelH>
+            <wp14:sizeRelV relativeFrom="margin">
+              <wp14:pctHeight>0</wp14:pctHeight>
+            </wp14:sizeRelV>
+          </wp:anchor>
+        </w:drawing>
+      </w:r>
+    </w:p>
+    <w:p>
+      <w:pPr>
+        <w:rPr>
+          <w:rFonts w:cstheme="minorBidi"/>
+          <w:sz w:val="28"/>
+          <w:szCs w:val="48"/>
+          <w:lang w:bidi="km-KH"/>
+        </w:rPr>
+      </w:pPr>
+    </w:p>
+    <w:p>
+      <w:pPr>
+        <w:rPr>
+          <w:rFonts w:cstheme="minorBidi"/>
+          <w:sz w:val="28"/>
+          <w:szCs w:val="48"/>
+          <w:lang w:bidi="km-KH"/>
+        </w:rPr>
+      </w:pPr>
+    </w:p>
+    <w:p>
+      <w:pPr>
+        <w:rPr>
+          <w:rFonts w:cstheme="minorBidi"/>
+          <w:sz w:val="28"/>
+          <w:szCs w:val="48"/>
+          <w:lang w:bidi="km-KH"/>
+        </w:rPr>
+      </w:pPr>
+    </w:p>
+    <w:p>
+      <w:pPr>
+        <w:rPr>
+          <w:rFonts w:cstheme="minorBidi"/>
+          <w:sz w:val="28"/>
+          <w:szCs w:val="48"/>
+          <w:lang w:bidi="km-KH"/>
+        </w:rPr>
+      </w:pPr>
+    </w:p>
+    <w:p>
+      <w:pPr>
+        <w:rPr>
+          <w:rFonts w:cstheme="minorBidi"/>
+          <w:sz w:val="28"/>
+          <w:szCs w:val="48"/>
+          <w:lang w:bidi="km-KH"/>
+        </w:rPr>
+      </w:pPr>
+    </w:p>
+    <w:p>
+      <w:pPr>
+        <w:rPr>
+          <w:rFonts w:cstheme="minorBidi"/>
+          <w:sz w:val="28"/>
+          <w:szCs w:val="48"/>
+          <w:lang w:bidi="km-KH"/>
+        </w:rPr>
+      </w:pPr>
+    </w:p>
+    <w:p>
+      <w:pPr>
+        <w:rPr>
+          <w:rFonts w:cstheme="minorBidi"/>
+          <w:sz w:val="28"/>
+          <w:szCs w:val="48"/>
+          <w:lang w:bidi="km-KH"/>
+        </w:rPr>
+      </w:pPr>
+    </w:p>
+    <w:p>
+      <w:pPr>
+        <w:rPr>
+          <w:rFonts w:cstheme="minorBidi"/>
+          <w:sz w:val="28"/>
+          <w:szCs w:val="48"/>
+          <w:lang w:bidi="km-KH"/>
+        </w:rPr>
+      </w:pPr>
+    </w:p>
+    <w:p>
+      <w:pPr>
+        <w:rPr>
+          <w:rFonts w:cstheme="minorBidi"/>
+          <w:sz w:val="28"/>
+          <w:szCs w:val="48"/>
+          <w:lang w:bidi="km-KH"/>
+        </w:rPr>
+      </w:pPr>
+    </w:p>
+    <w:p>
+      <w:pPr>
+        <w:rPr>
+          <w:rFonts w:cstheme="minorBidi"/>
+          <w:sz w:val="28"/>
+          <w:szCs w:val="48"/>
+          <w:lang w:bidi="km-KH"/>
+        </w:rPr>
+      </w:pPr>
+    </w:p>
+    <w:p>
+      <w:pPr>
+        <w:rPr>
+          <w:rFonts w:cstheme="minorBidi"/>
+          <w:sz w:val="28"/>
+          <w:szCs w:val="48"/>
+          <w:lang w:bidi="km-KH"/>
+        </w:rPr>
+      </w:pPr>
+    </w:p>
+    <w:p>
+      <w:pPr>
+        <w:rPr>
+          <w:rFonts w:cstheme="minorBidi"/>
+          <w:sz w:val="28"/>
+          <w:szCs w:val="48"/>
+          <w:lang w:bidi="km-KH"/>
+        </w:rPr>
+      </w:pPr>
+    </w:p>
+    <w:p>
+      <w:pPr>
+        <w:rPr>
+          <w:rFonts w:cstheme="minorBidi"/>
+          <w:sz w:val="28"/>
+          <w:szCs w:val="48"/>
+          <w:lang w:bidi="km-KH"/>
+        </w:rPr>
+      </w:pPr>
+    </w:p>
+    <w:p>
+      <w:pPr>
+        <w:rPr>
+          <w:rFonts w:cstheme="minorBidi"/>
+          <w:sz w:val="28"/>
+          <w:szCs w:val="48"/>
+          <w:lang w:bidi="km-KH"/>
+        </w:rPr>
+      </w:pPr>
+    </w:p>
+    <w:p>
+      <w:pPr>
+        <w:rPr>
+          <w:rFonts w:cstheme="minorBidi"/>
+          <w:sz w:val="28"/>
+          <w:szCs w:val="48"/>
+          <w:lang w:bidi="km-KH"/>
+        </w:rPr>
+      </w:pPr>
+    </w:p>
+    <w:p>
+      <w:pPr>
+        <w:rPr>
+          <w:rFonts w:cstheme="minorBidi"/>
+          <w:sz w:val="28"/>
+          <w:szCs w:val="48"/>
+          <w:lang w:bidi="km-KH"/>
+        </w:rPr>
+      </w:pPr>
+    </w:p>
+    <w:p>
+      <w:pPr>
+        <w:rPr>
+          <w:rFonts w:cstheme="minorBidi"/>
+          <w:sz w:val="28"/>
+          <w:szCs w:val="48"/>
+          <w:lang w:bidi="km-KH"/>
+        </w:rPr>
+      </w:pPr>
+    </w:p>
+    <w:p>
+      <w:pPr>
+        <w:rPr>
+          <w:rFonts w:cstheme="minorBidi"/>
+          <w:sz w:val="28"/>
+          <w:szCs w:val="48"/>
+          <w:lang w:bidi="km-KH"/>
+        </w:rPr>
+      </w:pPr>
+    </w:p>
+    <w:p>
+      <w:pPr>
+        <w:rPr>
+          <w:rFonts w:cstheme="minorBidi"/>
+          <w:sz w:val="28"/>
+          <w:szCs w:val="48"/>
+          <w:lang w:bidi="km-KH"/>
+        </w:rPr>
+      </w:pPr>
+    </w:p>
+    <w:p>
+      <w:pPr>
+        <w:rPr>
+          <w:rFonts w:cstheme="minorBidi"/>
+          <w:sz w:val="28"/>
+          <w:szCs w:val="48"/>
+          <w:lang w:bidi="km-KH"/>
+        </w:rPr>
+      </w:pPr>
+    </w:p>
+    <w:p>
+      <w:pPr>
+        <w:jc w:val="center"/>
+        <w:rPr>
+          <w:rFonts w:cstheme="minorBidi"/>
+          <w:sz w:val="28"/>
+          <w:szCs w:val="48"/>
+          <w:lang w:bidi="km-KH"/>
+        </w:rPr>
+      </w:pPr>
+    </w:p>
+    <w:p>
+      <w:pPr>
+        <w:pStyle w:val="ListParagraph"/>
+        <w:numPr>
+          <w:ilvl w:val="0"/>
+          <w:numId w:val="2"/>
+        </w:numPr>
+        <w:rPr>
+          <w:rFonts w:cstheme="minorBidi"/>
+          <w:sz w:val="28"/>
+          <w:szCs w:val="48"/>
+          <w:lang w:bidi="km-KH"/>
+        </w:rPr>
+      </w:pPr>
+      <w:r>
+        <w:rPr>
+          <w:rFonts w:cstheme="minorBidi"/>
+          <w:sz w:val="28"/>
+          <w:szCs w:val="48"/>
+          <w:lang w:bidi="km-KH"/>
+        </w:rPr>
+        <w:lastRenderedPageBreak/>
+        <w:t>TS in the counter control</w:t>
+      </w:r>
+    </w:p>
+    <w:p>
+      <w:pPr>
+        <w:rPr>
+          <w:rFonts w:cstheme="minorBidi"/>
+          <w:sz w:val="28"/>
+          <w:szCs w:val="48"/>
+          <w:lang w:bidi="km-KH"/>
+        </w:rPr>
+      </w:pPr>
+      <w:r>
+        <w:rPr>
+          <w:rFonts w:cstheme="minorBidi"/>
+          <w:sz w:val="28"/>
+          <w:szCs w:val="48"/>
+          <w:lang w:bidi="km-KH"/>
+        </w:rPr>
+        <w:drawing>
+          <wp:anchor distT="0" distB="0" distL="114300" distR="114300" simplePos="0" relativeHeight="251664384" behindDoc="1" locked="0" layoutInCell="1" allowOverlap="1" wp14:anchorId="4E81CFC2" wp14:editId="2F59D08A">
+            <wp:simplePos x="0" y="0"/>
+            <wp:positionH relativeFrom="column">
+              <wp:posOffset>122555</wp:posOffset>
+            </wp:positionH>
+            <wp:positionV relativeFrom="paragraph">
+              <wp:posOffset>146685</wp:posOffset>
+            </wp:positionV>
+            <wp:extent cx="6427168" cy="2501900"/>
+            <wp:effectExtent l="0" t="0" r="0" b="0"/>
+            <wp:wrapNone/>
+            <wp:docPr id="120121837" name="Picture 1"/>
+            <wp:cNvGraphicFramePr>
+              <a:graphicFrameLocks xmlns:a="http://schemas.openxmlformats.org/drawingml/2006/main" noChangeAspect="1"/>
+            </wp:cNvGraphicFramePr>
+            <a:graphic xmlns:a="http://schemas.openxmlformats.org/drawingml/2006/main">
+              <a:graphicData uri="http://schemas.openxmlformats.org/drawingml/2006/picture">
+                <pic:pic xmlns:pic="http://schemas.openxmlformats.org/drawingml/2006/picture">
+                  <pic:nvPicPr>
+                    <pic:cNvPr id="120121837" name=""/>
+                    <pic:cNvPicPr/>
+                  </pic:nvPicPr>
+                  <pic:blipFill>
+                    <a:blip r:embed="rId10">
+                      <a:extLst>
+                        <a:ext uri="{28A0092B-C50C-407E-A947-70E740481C1C}">
+                          <a14:useLocalDpi xmlns:a14="http://schemas.microsoft.com/office/drawing/2010/main" val="0"/>
+                        </a:ext>
+                      </a:extLst>
+                    </a:blip>
+                    <a:stretch>
+                      <a:fillRect/>
+                    </a:stretch>
+                  </pic:blipFill>
+                  <pic:spPr>
+                    <a:xfrm>
+                      <a:off x="0" y="0"/>
+                      <a:ext cx="6429124" cy="2502661"/>
+                    </a:xfrm>
+                    <a:prstGeom prst="rect">
+                      <a:avLst/>
+                    </a:prstGeom>
+                  </pic:spPr>
+                </pic:pic>
+              </a:graphicData>
+            </a:graphic>
+            <wp14:sizeRelH relativeFrom="margin">
+              <wp14:pctWidth>0</wp14:pctWidth>
+            </wp14:sizeRelH>
+            <wp14:sizeRelV relativeFrom="margin">
+              <wp14:pctHeight>0</wp14:pctHeight>
+            </wp14:sizeRelV>
+          </wp:anchor>
+        </w:drawing>
+      </w:r>
+    </w:p>
+    <w:p>
+      <w:pPr>
+        <w:jc w:val="center"/>
+        <w:rPr>
+          <w:rFonts w:cstheme="minorBidi"/>
+          <w:sz w:val="28"/>
+          <w:szCs w:val="48"/>
+          <w:lang w:bidi="km-KH"/>
+        </w:rPr>
+      </w:pPr>
+      <w:r>
+        <w:rPr>
+          <w:rFonts w:cstheme="minorBidi"/>
+          <w:sz w:val="28"/>
+          <w:szCs w:val="48"/>
+          <w:lang w:bidi="km-KH"/>
+        </w:rPr>
+        <w:drawing>
+          <wp:anchor distT="0" distB="0" distL="114300" distR="114300" simplePos="0" relativeHeight="251663360" behindDoc="1" locked="0" layoutInCell="1" allowOverlap="1" wp14:anchorId="007C2C09" wp14:editId="57FD073E">
+            <wp:simplePos x="0" y="0"/>
+            <wp:positionH relativeFrom="column">
+              <wp:posOffset>1075055</wp:posOffset>
+            </wp:positionH>
+            <wp:positionV relativeFrom="paragraph">
+              <wp:posOffset>2628265</wp:posOffset>
+            </wp:positionV>
+            <wp:extent cx="4737100" cy="6003706"/>
+            <wp:effectExtent l="0" t="0" r="6350" b="0"/>
+            <wp:wrapNone/>
+            <wp:docPr id="1496298127" name="Picture 1"/>
+            <wp:cNvGraphicFramePr>
+              <a:graphicFrameLocks xmlns:a="http://schemas.openxmlformats.org/drawingml/2006/main" noChangeAspect="1"/>
+            </wp:cNvGraphicFramePr>
+            <a:graphic xmlns:a="http://schemas.openxmlformats.org/drawingml/2006/main">
+              <a:graphicData uri="http://schemas.openxmlformats.org/drawingml/2006/picture">
+                <pic:pic xmlns:pic="http://schemas.openxmlformats.org/drawingml/2006/picture">
+                  <pic:nvPicPr>
+                    <pic:cNvPr id="1496298127" name=""/>
+                    <pic:cNvPicPr/>
+                  </pic:nvPicPr>
+                  <pic:blipFill>
+                    <a:blip r:embed="rId11">
+                      <a:extLst>
+                        <a:ext uri="{28A0092B-C50C-407E-A947-70E740481C1C}">
+                          <a14:useLocalDpi xmlns:a14="http://schemas.microsoft.com/office/drawing/2010/main" val="0"/>
+                        </a:ext>
+                      </a:extLst>
+                    </a:blip>
+                    <a:stretch>
+                      <a:fillRect/>
+                    </a:stretch>
+                  </pic:blipFill>
+                  <pic:spPr>
+                    <a:xfrm>
+                      <a:off x="0" y="0"/>
+                      <a:ext cx="4742183" cy="6010148"/>
+                    </a:xfrm>
+                    <a:prstGeom prst="rect">
+                      <a:avLst/>
+                    </a:prstGeom>
+                  </pic:spPr>
+                </pic:pic>
+              </a:graphicData>
+            </a:graphic>
+            <wp14:sizeRelH relativeFrom="margin">
+              <wp14:pctWidth>0</wp14:pctWidth>
+            </wp14:sizeRelH>
+            <wp14:sizeRelV relativeFrom="margin">
+              <wp14:pctHeight>0</wp14:pctHeight>
+            </wp14:sizeRelV>
+          </wp:anchor>
+        </w:drawing>
+      </w:r>
+    </w:p>
+    <w:p>
+      <w:pPr>
+        <w:rPr>
+          <w:rFonts w:cstheme="minorBidi"/>
+          <w:sz w:val="28"/>
+          <w:szCs w:val="48"/>
+          <w:lang w:bidi="km-KH"/>
+        </w:rPr>
+      </w:pPr>
+    </w:p>
+    <w:p>
+      <w:pPr>
+        <w:rPr>
+          <w:rFonts w:cstheme="minorBidi"/>
+          <w:sz w:val="28"/>
+          <w:szCs w:val="48"/>
+          <w:lang w:bidi="km-KH"/>
+        </w:rPr>
+      </w:pPr>
+    </w:p>
+    <w:p>
+      <w:pPr>
+        <w:rPr>
+          <w:rFonts w:cstheme="minorBidi"/>
+          <w:sz w:val="28"/>
+          <w:szCs w:val="48"/>
+          <w:lang w:bidi="km-KH"/>
+        </w:rPr>
+      </w:pPr>
+    </w:p>
+    <w:p>
+      <w:pPr>
+        <w:rPr>
+          <w:rFonts w:cstheme="minorBidi"/>
+          <w:sz w:val="28"/>
+          <w:szCs w:val="48"/>
+          <w:lang w:bidi="km-KH"/>
+        </w:rPr>
+      </w:pPr>
+    </w:p>
+    <w:p>
+      <w:pPr>
+        <w:rPr>
+          <w:rFonts w:cstheme="minorBidi"/>
+          <w:sz w:val="28"/>
+          <w:szCs w:val="48"/>
+          <w:lang w:bidi="km-KH"/>
+        </w:rPr>
+      </w:pPr>
+    </w:p>
+    <w:p>
+      <w:pPr>
+        <w:rPr>
+          <w:rFonts w:cstheme="minorBidi"/>
+          <w:sz w:val="28"/>
+          <w:szCs w:val="48"/>
+          <w:lang w:bidi="km-KH"/>
+        </w:rPr>
+      </w:pPr>
+    </w:p>
+    <w:p>
+      <w:pPr>
+        <w:rPr>
+          <w:rFonts w:cstheme="minorBidi"/>
+          <w:sz w:val="28"/>
+          <w:szCs w:val="48"/>
+          <w:lang w:bidi="km-KH"/>
+        </w:rPr>
+      </w:pPr>
+    </w:p>
+    <w:p>
+      <w:pPr>
+        <w:rPr>
+          <w:rFonts w:cstheme="minorBidi"/>
+          <w:sz w:val="28"/>
+          <w:szCs w:val="48"/>
+          <w:lang w:bidi="km-KH"/>
+        </w:rPr>
+      </w:pPr>
+    </w:p>
+    <w:p>
+      <w:pPr>
+        <w:rPr>
+          <w:rFonts w:cstheme="minorBidi"/>
+          <w:sz w:val="28"/>
+          <w:szCs w:val="48"/>
+          <w:lang w:bidi="km-KH"/>
+        </w:rPr>
+      </w:pPr>
+    </w:p>
+    <w:p>
+      <w:pPr>
+        <w:rPr>
+          <w:rFonts w:cstheme="minorBidi"/>
+          <w:sz w:val="28"/>
+          <w:szCs w:val="48"/>
+          <w:lang w:bidi="km-KH"/>
+        </w:rPr>
+      </w:pPr>
+    </w:p>
+    <w:p>
+      <w:pPr>
+        <w:rPr>
+          <w:rFonts w:cstheme="minorBidi"/>
+          <w:sz w:val="28"/>
+          <w:szCs w:val="48"/>
+          <w:lang w:bidi="km-KH"/>
+        </w:rPr>
+      </w:pPr>
+    </w:p>
+    <w:p>
+      <w:pPr>
+        <w:rPr>
+          <w:rFonts w:cstheme="minorBidi"/>
+          <w:sz w:val="28"/>
+          <w:szCs w:val="48"/>
+          <w:lang w:bidi="km-KH"/>
+        </w:rPr>
+      </w:pPr>
+    </w:p>
+    <w:p>
+      <w:pPr>
+        <w:rPr>
+          <w:rFonts w:cstheme="minorBidi"/>
+          <w:sz w:val="28"/>
+          <w:szCs w:val="48"/>
+          <w:lang w:bidi="km-KH"/>
+        </w:rPr>
+      </w:pPr>
+    </w:p>
+    <w:p>
+      <w:pPr>
+        <w:rPr>
+          <w:rFonts w:cstheme="minorBidi"/>
+          <w:sz w:val="28"/>
+          <w:szCs w:val="48"/>
+          <w:lang w:bidi="km-KH"/>
+        </w:rPr>
+      </w:pPr>
+    </w:p>
+    <w:p>
+      <w:pPr>
+        <w:rPr>
+          <w:rFonts w:cstheme="minorBidi"/>
+          <w:sz w:val="28"/>
+          <w:szCs w:val="48"/>
+          <w:lang w:bidi="km-KH"/>
+        </w:rPr>
+      </w:pPr>
+    </w:p>
+    <w:p>
+      <w:pPr>
+        <w:rPr>
+          <w:rFonts w:cstheme="minorBidi"/>
+          <w:sz w:val="28"/>
+          <w:szCs w:val="48"/>
+          <w:lang w:bidi="km-KH"/>
+        </w:rPr>
+      </w:pPr>
+    </w:p>
+    <w:p>
+      <w:pPr>
+        <w:rPr>
+          <w:rFonts w:cstheme="minorBidi"/>
+          <w:sz w:val="28"/>
+          <w:szCs w:val="48"/>
+          <w:lang w:bidi="km-KH"/>
+        </w:rPr>
+      </w:pPr>
+    </w:p>
+    <w:p>
+      <w:pPr>
+        <w:rPr>
+          <w:rFonts w:cstheme="minorBidi"/>
+          <w:sz w:val="28"/>
+          <w:szCs w:val="48"/>
+          <w:lang w:bidi="km-KH"/>
+        </w:rPr>
+      </w:pPr>
+    </w:p>
+    <w:p>
+      <w:pPr>
+        <w:rPr>
+          <w:rFonts w:cstheme="minorBidi"/>
+          <w:sz w:val="28"/>
+          <w:szCs w:val="48"/>
+          <w:lang w:bidi="km-KH"/>
+        </w:rPr>
+      </w:pPr>
+    </w:p>
+    <w:p>
+      <w:pPr>
+        <w:rPr>
+          <w:rFonts w:cstheme="minorBidi"/>
+          <w:sz w:val="28"/>
+          <w:szCs w:val="48"/>
+          <w:lang w:bidi="km-KH"/>
+        </w:rPr>
+      </w:pPr>
+    </w:p>
+    <w:p>
+      <w:pPr>
+        <w:rPr>
+          <w:rFonts w:cstheme="minorBidi"/>
+          <w:sz w:val="28"/>
+          <w:szCs w:val="48"/>
+          <w:lang w:bidi="km-KH"/>
+        </w:rPr>
+      </w:pPr>
+    </w:p>
+    <w:p>
+      <w:pPr>
+        <w:rPr>
+          <w:rFonts w:cstheme="minorBidi"/>
+          <w:sz w:val="28"/>
+          <w:szCs w:val="48"/>
+          <w:lang w:bidi="km-KH"/>
+        </w:rPr>
+      </w:pPr>
+    </w:p>
+    <w:p>
+      <w:pPr>
+        <w:rPr>
+          <w:rFonts w:cstheme="minorBidi"/>
+          <w:sz w:val="28"/>
+          <w:szCs w:val="48"/>
+          <w:lang w:bidi="km-KH"/>
+        </w:rPr>
+      </w:pPr>
+    </w:p>
+    <w:p>
+      <w:pPr>
+        <w:rPr>
+          <w:rFonts w:cstheme="minorBidi"/>
+          <w:sz w:val="28"/>
+          <w:szCs w:val="48"/>
+          <w:lang w:bidi="km-KH"/>
+        </w:rPr>
+      </w:pPr>
+    </w:p>
+    <w:p>
+      <w:pPr>
+        <w:tabs>
+          <w:tab w:val="left" w:pos="1060"/>
+        </w:tabs>
+        <w:rPr>
+          <w:rFonts w:cstheme="minorBidi"/>
+          <w:sz w:val="28"/>
+          <w:szCs w:val="48"/>
+          <w:lang w:bidi="km-KH"/>
+        </w:rPr>
+      </w:pPr>
+      <w:r>
+        <w:rPr>
+          <w:rFonts w:cstheme="minorBidi"/>
+          <w:sz w:val="28"/>
+          <w:szCs w:val="48"/>
+          <w:lang w:bidi="km-KH"/>
+        </w:rPr>
+        <w:tab/>
+      </w:r>
+    </w:p>
+    <w:p>
+      <w:pPr>
+        <w:tabs>
+          <w:tab w:val="left" w:pos="1060"/>
+        </w:tabs>
+        <w:rPr>
+          <w:rFonts w:cstheme="minorBidi"/>
+          <w:sz w:val="28"/>
+          <w:szCs w:val="48"/>
+          <w:lang w:bidi="km-KH"/>
+        </w:rPr>
+      </w:pPr>
+    </w:p>
+    <w:p>
+      <w:pPr>
+        <w:tabs>
+          <w:tab w:val="left" w:pos="1060"/>
+        </w:tabs>
+        <w:rPr>
+          <w:rFonts w:cstheme="minorBidi"/>
+          <w:sz w:val="28"/>
+          <w:szCs w:val="48"/>
+          <w:lang w:bidi="km-KH"/>
+        </w:rPr>
+      </w:pPr>
+    </w:p>
+    <w:p>
+      <w:pPr>
+        <w:tabs>
+          <w:tab w:val="left" w:pos="1060"/>
+        </w:tabs>
+        <w:rPr>
+          <w:rFonts w:cstheme="minorBidi"/>
+          <w:sz w:val="28"/>
+          <w:szCs w:val="48"/>
+          <w:lang w:bidi="km-KH"/>
+        </w:rPr>
+      </w:pPr>
+    </w:p>
+    <w:p>
+      <w:pPr>
+        <w:tabs>
+          <w:tab w:val="left" w:pos="1060"/>
+        </w:tabs>
+        <w:rPr>
+          <w:rFonts w:cstheme="minorBidi"/>
+          <w:sz w:val="28"/>
+          <w:szCs w:val="48"/>
+          <w:lang w:bidi="km-KH"/>
+        </w:rPr>
+      </w:pPr>
+    </w:p>
+    <w:p>
+      <w:pPr>
+        <w:tabs>
+          <w:tab w:val="left" w:pos="1060"/>
+        </w:tabs>
+        <w:rPr>
+          <w:rFonts w:cstheme="minorBidi"/>
+          <w:sz w:val="28"/>
+          <w:szCs w:val="48"/>
+          <w:lang w:bidi="km-KH"/>
+        </w:rPr>
+      </w:pPr>
+    </w:p>
+    <w:p>
+      <w:pPr>
+        <w:tabs>
+          <w:tab w:val="left" w:pos="1060"/>
+        </w:tabs>
+        <w:rPr>
+          <w:rFonts w:cstheme="minorBidi"/>
+          <w:sz w:val="28"/>
+          <w:szCs w:val="48"/>
+          <w:lang w:bidi="km-KH"/>
+        </w:rPr>
+      </w:pPr>
+    </w:p>
+    <w:p>
+      <w:pPr>
+        <w:tabs>
+          <w:tab w:val="left" w:pos="1060"/>
+        </w:tabs>
+        <w:rPr>
+          <w:rFonts w:cstheme="minorBidi"/>
+          <w:sz w:val="28"/>
+          <w:szCs w:val="48"/>
+          <w:lang w:bidi="km-KH"/>
+        </w:rPr>
+      </w:pPr>
+    </w:p>
+    <w:p>
+      <w:pPr>
+        <w:tabs>
+          <w:tab w:val="left" w:pos="1060"/>
+        </w:tabs>
+        <w:rPr>
+          <w:rFonts w:cstheme="minorBidi"/>
+          <w:sz w:val="28"/>
+          <w:szCs w:val="48"/>
+          <w:lang w:bidi="km-KH"/>
+        </w:rPr>
+      </w:pPr>
+    </w:p>
+    <w:p>
+      <w:pPr>
+        <w:tabs>
+          <w:tab w:val="left" w:pos="1060"/>
+        </w:tabs>
+        <w:rPr>
+          <w:rFonts w:cstheme="minorBidi"/>
+          <w:sz w:val="28"/>
+          <w:szCs w:val="48"/>
+          <w:lang w:bidi="km-KH"/>
+        </w:rPr>
+      </w:pPr>
+    </w:p>
+    <w:p>
+      <w:pPr>
+        <w:tabs>
+          <w:tab w:val="left" w:pos="1060"/>
+        </w:tabs>
+        <w:rPr>
+          <w:rFonts w:cstheme="minorBidi"/>
+          <w:sz w:val="28"/>
+          <w:szCs w:val="48"/>
+          <w:lang w:bidi="km-KH"/>
+        </w:rPr>
+      </w:pPr>
+    </w:p>
+    <w:p>
+      <w:pPr>
+        <w:tabs>
+          <w:tab w:val="left" w:pos="1060"/>
+        </w:tabs>
+        <w:rPr>
+          <w:rFonts w:cstheme="minorBidi"/>
+          <w:sz w:val="28"/>
+          <w:szCs w:val="48"/>
+          <w:lang w:bidi="km-KH"/>
+        </w:rPr>
+      </w:pPr>
+    </w:p>
+    <w:p>
+      <w:pPr>
+        <w:tabs>
+          <w:tab w:val="left" w:pos="1060"/>
+        </w:tabs>
+        <w:rPr>
+          <w:rFonts w:cstheme="minorBidi"/>
+          <w:sz w:val="28"/>
+          <w:szCs w:val="48"/>
+          <w:lang w:bidi="km-KH"/>
+        </w:rPr>
+      </w:pPr>
+    </w:p>
+    <w:p>
+      <w:pPr>
+        <w:tabs>
+          <w:tab w:val="left" w:pos="1060"/>
+        </w:tabs>
+        <w:rPr>
+          <w:rFonts w:cstheme="minorBidi"/>
+          <w:sz w:val="28"/>
+          <w:szCs w:val="48"/>
+          <w:lang w:bidi="km-KH"/>
+        </w:rPr>
+      </w:pPr>
+    </w:p>
+    <w:p>
+      <w:pPr>
+        <w:tabs>
+          <w:tab w:val="left" w:pos="1060"/>
+        </w:tabs>
+        <w:rPr>
+          <w:rFonts w:cstheme="minorBidi"/>
+          <w:sz w:val="28"/>
+          <w:szCs w:val="48"/>
+          <w:lang w:bidi="km-KH"/>
+        </w:rPr>
+      </w:pPr>
+    </w:p>
+    <w:p>
+      <w:pPr>
+        <w:tabs>
+          <w:tab w:val="left" w:pos="1060"/>
+        </w:tabs>
+        <w:rPr>
+          <w:rFonts w:cstheme="minorBidi"/>
+          <w:sz w:val="28"/>
+          <w:szCs w:val="48"/>
+          <w:lang w:bidi="km-KH"/>
+        </w:rPr>
+      </w:pPr>
+    </w:p>
+    <w:p>
+      <w:pPr>
+        <w:tabs>
+          <w:tab w:val="left" w:pos="1060"/>
+        </w:tabs>
+        <w:rPr>
+          <w:rFonts w:cstheme="minorBidi"/>
+          <w:sz w:val="28"/>
+          <w:szCs w:val="48"/>
+          <w:lang w:bidi="km-KH"/>
+        </w:rPr>
+      </w:pPr>
+    </w:p>
+    <w:p>
+      <w:pPr>
+        <w:tabs>
+          <w:tab w:val="left" w:pos="1060"/>
+        </w:tabs>
+        <w:rPr>
+          <w:rFonts w:cstheme="minorBidi"/>
+          <w:sz w:val="28"/>
+          <w:szCs w:val="48"/>
+          <w:lang w:bidi="km-KH"/>
+        </w:rPr>
+      </w:pPr>
+    </w:p>
+    <w:p>
+      <w:pPr>
+        <w:tabs>
+          <w:tab w:val="left" w:pos="1060"/>
+        </w:tabs>
+        <w:rPr>
+          <w:rFonts w:cstheme="minorBidi"/>
+          <w:sz w:val="28"/>
+          <w:szCs w:val="48"/>
+          <w:lang w:bidi="km-KH"/>
+        </w:rPr>
+      </w:pPr>
+    </w:p>
+    <w:p>
+      <w:pPr>
+        <w:tabs>
+          <w:tab w:val="left" w:pos="1060"/>
+        </w:tabs>
+        <w:rPr>
+          <w:rFonts w:cstheme="minorBidi"/>
+          <w:sz w:val="28"/>
+          <w:szCs w:val="48"/>
+          <w:lang w:bidi="km-KH"/>
+        </w:rPr>
+      </w:pPr>
+    </w:p>
+    <w:p>
+      <w:pPr>
+        <w:tabs>
+          <w:tab w:val="left" w:pos="1060"/>
+        </w:tabs>
+        <w:rPr>
+          <w:rFonts w:cstheme="minorBidi"/>
+          <w:sz w:val="28"/>
+          <w:szCs w:val="48"/>
+          <w:lang w:bidi="km-KH"/>
+        </w:rPr>
+      </w:pPr>
+    </w:p>
+    <w:p>
+      <w:pPr>
+        <w:tabs>
+          <w:tab w:val="left" w:pos="1060"/>
+        </w:tabs>
+        <w:rPr>
+          <w:rFonts w:cstheme="minorBidi"/>
+          <w:sz w:val="28"/>
+          <w:szCs w:val="48"/>
+          <w:lang w:bidi="km-KH"/>
+        </w:rPr>
+      </w:pPr>
+      <w:r>
+        <w:rPr>
+          <w:rFonts w:cstheme="minorBidi"/>
+          <w:sz w:val="28"/>
+          <w:szCs w:val="48"/>
+          <w:lang w:bidi="km-KH"/>
+        </w:rPr>
+        <w:lastRenderedPageBreak/>
+        <w:t xml:space="preserve">Ts control display </w:t>
+      </w:r>
+    </w:p>
+    <w:p>
+      <w:pPr>
+        <w:tabs>
+          <w:tab w:val="left" w:pos="1060"/>
+        </w:tabs>
+        <w:rPr>
+          <w:rFonts w:cstheme="minorBidi"/>
+          <w:sz w:val="28"/>
+          <w:szCs w:val="48"/>
+          <w:lang w:bidi="km-KH"/>
+        </w:rPr>
+      </w:pPr>
+    </w:p>
+    <w:p>
+      <w:pPr>
+        <w:tabs>
+          <w:tab w:val="left" w:pos="1060"/>
+        </w:tabs>
+        <w:rPr>
+          <w:rFonts w:cstheme="minorBidi"/>
+          <w:sz w:val="28"/>
+          <w:szCs w:val="48"/>
+          <w:lang w:bidi="km-KH"/>
+        </w:rPr>
+      </w:pPr>
+      <w:r>
+        <w:rPr>
+          <w:rFonts w:cstheme="minorBidi"/>
+          <w:sz w:val="28"/>
+          <w:szCs w:val="48"/>
+          <w:lang w:bidi="km-KH"/>
+        </w:rPr>
+        <w:drawing>
+          <wp:inline distT="0" distB="0" distL="0" distR="0" wp14:anchorId="546C0754" wp14:editId="4F621295">
+            <wp:extent cx="4902452" cy="3810196"/>
+            <wp:effectExtent l="0" t="0" r="0" b="0"/>
+            <wp:docPr id="440985601" name="Picture 1"/>
+            <wp:cNvGraphicFramePr>
+              <a:graphicFrameLocks xmlns:a="http://schemas.openxmlformats.org/drawingml/2006/main" noChangeAspect="1"/>
+            </wp:cNvGraphicFramePr>
+            <a:graphic xmlns:a="http://schemas.openxmlformats.org/drawingml/2006/main">
+              <a:graphicData uri="http://schemas.openxmlformats.org/drawingml/2006/picture">
+                <pic:pic xmlns:pic="http://schemas.openxmlformats.org/drawingml/2006/picture">
+                  <pic:nvPicPr>
+                    <pic:cNvPr id="440985601" name=""/>
+                    <pic:cNvPicPr/>
+                  </pic:nvPicPr>
+                  <pic:blipFill>
+                    <a:blip r:embed="rId12"/>
+                    <a:stretch>
+                      <a:fillRect/>
+                    </a:stretch>
+                  </pic:blipFill>
+                  <pic:spPr>
+                    <a:xfrm>
+                      <a:off x="0" y="0"/>
+                      <a:ext cx="4902452" cy="3810196"/>
+                    </a:xfrm>
+                    <a:prstGeom prst="rect">
+                      <a:avLst/>
+                    </a:prstGeom>
+                  </pic:spPr>
+                </pic:pic>
+              </a:graphicData>
+            </a:graphic>
+          </wp:inline>
+        </w:drawing>
+      </w:r>
     </w:p>
     <w:sectPr>
       <w:pgSz w:w="11907" w:h="16840" w:code="9"/>
@@ -2821,6 +4029,7 @@
   <w:style w:type="character" w:default="1" w:styleId="DefaultParagraphFont">
     <w:name w:val="Default Paragraph Font"/>
     <w:uiPriority w:val="1"/>
+    <w:semiHidden/>
     <w:unhideWhenUsed/>
   </w:style>
   <w:style w:type="table" w:default="1" w:styleId="TableNormal">

--- a/Section6&7_Services/2-Stateless and Statefull.docx
+++ b/Section6&7_Services/2-Stateless and Statefull.docx
@@ -298,6 +298,7 @@
         </w:rPr>
         <w:t xml:space="preserve"> </w:t>
       </w:r>
+      <w:proofErr w:type="gramStart"/>
       <w:r>
         <w:rPr>
           <w:rFonts w:ascii="Consolas" w:eastAsia="Times New Roman" w:hAnsi="Consolas"/>
@@ -308,7 +309,20 @@
           <w:lang w:bidi="ar-SA"/>
           <w14:ligatures w14:val="none"/>
         </w:rPr>
-        <w:t>{ Injectable }</w:t>
+        <w:t>{ Injectable</w:t>
+      </w:r>
+      <w:proofErr w:type="gramEnd"/>
+      <w:r>
+        <w:rPr>
+          <w:rFonts w:ascii="Consolas" w:eastAsia="Times New Roman" w:hAnsi="Consolas"/>
+          <w:color w:val="C9D1D9"/>
+          <w:kern w:val="0"/>
+          <w:sz w:val="14"/>
+          <w:szCs w:val="14"/>
+          <w:lang w:bidi="ar-SA"/>
+          <w14:ligatures w14:val="none"/>
+        </w:rPr>
+        <w:t xml:space="preserve"> }</w:t>
       </w:r>
       <w:r>
         <w:rPr>
@@ -412,6 +426,7 @@
         </w:rPr>
         <w:t>@</w:t>
       </w:r>
+      <w:proofErr w:type="gramStart"/>
       <w:r>
         <w:rPr>
           <w:rFonts w:ascii="Consolas" w:eastAsia="Times New Roman" w:hAnsi="Consolas"/>
@@ -434,7 +449,20 @@
           <w:lang w:bidi="ar-SA"/>
           <w14:ligatures w14:val="none"/>
         </w:rPr>
-        <w:t>({</w:t>
+        <w:t>(</w:t>
+      </w:r>
+      <w:proofErr w:type="gramEnd"/>
+      <w:r>
+        <w:rPr>
+          <w:rFonts w:ascii="Consolas" w:eastAsia="Times New Roman" w:hAnsi="Consolas"/>
+          <w:color w:val="BBBEBF"/>
+          <w:kern w:val="0"/>
+          <w:sz w:val="14"/>
+          <w:szCs w:val="14"/>
+          <w:lang w:bidi="ar-SA"/>
+          <w14:ligatures w14:val="none"/>
+        </w:rPr>
+        <w:t>{</w:t>
       </w:r>
     </w:p>
     <w:p>
@@ -463,6 +491,7 @@
         </w:rPr>
         <w:t xml:space="preserve">  </w:t>
       </w:r>
+      <w:proofErr w:type="spellStart"/>
       <w:r>
         <w:rPr>
           <w:rFonts w:ascii="Consolas" w:eastAsia="Times New Roman" w:hAnsi="Consolas"/>
@@ -475,6 +504,7 @@
         </w:rPr>
         <w:t>providedIn</w:t>
       </w:r>
+      <w:proofErr w:type="spellEnd"/>
       <w:r>
         <w:rPr>
           <w:rFonts w:ascii="Consolas" w:eastAsia="Times New Roman" w:hAnsi="Consolas"/>
@@ -766,6 +796,7 @@
         </w:rPr>
         <w:t xml:space="preserve"> </w:t>
       </w:r>
+      <w:proofErr w:type="gramStart"/>
       <w:r>
         <w:rPr>
           <w:rFonts w:ascii="Consolas" w:eastAsia="Times New Roman" w:hAnsi="Consolas"/>
@@ -776,7 +807,20 @@
           <w:lang w:bidi="ar-SA"/>
           <w14:ligatures w14:val="none"/>
         </w:rPr>
-        <w:t>{ Injectable }</w:t>
+        <w:t>{ Injectable</w:t>
+      </w:r>
+      <w:proofErr w:type="gramEnd"/>
+      <w:r>
+        <w:rPr>
+          <w:rFonts w:ascii="Consolas" w:eastAsia="Times New Roman" w:hAnsi="Consolas"/>
+          <w:color w:val="C9D1D9"/>
+          <w:kern w:val="0"/>
+          <w:sz w:val="14"/>
+          <w:szCs w:val="14"/>
+          <w:lang w:bidi="ar-SA"/>
+          <w14:ligatures w14:val="none"/>
+        </w:rPr>
+        <w:t xml:space="preserve"> }</w:t>
       </w:r>
       <w:r>
         <w:rPr>
@@ -880,6 +924,7 @@
         </w:rPr>
         <w:t>@</w:t>
       </w:r>
+      <w:proofErr w:type="gramStart"/>
       <w:r>
         <w:rPr>
           <w:rFonts w:ascii="Consolas" w:eastAsia="Times New Roman" w:hAnsi="Consolas"/>
@@ -902,7 +947,20 @@
           <w:lang w:bidi="ar-SA"/>
           <w14:ligatures w14:val="none"/>
         </w:rPr>
-        <w:t>({</w:t>
+        <w:t>(</w:t>
+      </w:r>
+      <w:proofErr w:type="gramEnd"/>
+      <w:r>
+        <w:rPr>
+          <w:rFonts w:ascii="Consolas" w:eastAsia="Times New Roman" w:hAnsi="Consolas"/>
+          <w:color w:val="BBBEBF"/>
+          <w:kern w:val="0"/>
+          <w:sz w:val="14"/>
+          <w:szCs w:val="14"/>
+          <w:lang w:bidi="ar-SA"/>
+          <w14:ligatures w14:val="none"/>
+        </w:rPr>
+        <w:t>{</w:t>
       </w:r>
     </w:p>
     <w:p>
@@ -931,6 +989,7 @@
         </w:rPr>
         <w:t xml:space="preserve">  </w:t>
       </w:r>
+      <w:proofErr w:type="spellStart"/>
       <w:r>
         <w:rPr>
           <w:rFonts w:ascii="Consolas" w:eastAsia="Times New Roman" w:hAnsi="Consolas"/>
@@ -943,6 +1002,7 @@
         </w:rPr>
         <w:t>providedIn</w:t>
       </w:r>
+      <w:proofErr w:type="spellEnd"/>
       <w:r>
         <w:rPr>
           <w:rFonts w:ascii="Consolas" w:eastAsia="Times New Roman" w:hAnsi="Consolas"/>
@@ -1432,7 +1492,58 @@
           <w:szCs w:val="48"/>
           <w:lang w:bidi="km-KH"/>
         </w:rPr>
-        <w:t xml:space="preserve">Add the method getCount() and increstment method to count by 1 </w:t>
+        <w:t xml:space="preserve">Add the method </w:t>
+      </w:r>
+      <w:proofErr w:type="spellStart"/>
+      <w:proofErr w:type="gramStart"/>
+      <w:r>
+        <w:rPr>
+          <w:rFonts w:cstheme="minorBidi"/>
+          <w:sz w:val="28"/>
+          <w:szCs w:val="48"/>
+          <w:lang w:bidi="km-KH"/>
+        </w:rPr>
+        <w:t>getCount</w:t>
+      </w:r>
+      <w:proofErr w:type="spellEnd"/>
+      <w:r>
+        <w:rPr>
+          <w:rFonts w:cstheme="minorBidi"/>
+          <w:sz w:val="28"/>
+          <w:szCs w:val="48"/>
+          <w:lang w:bidi="km-KH"/>
+        </w:rPr>
+        <w:t>(</w:t>
+      </w:r>
+      <w:proofErr w:type="gramEnd"/>
+      <w:r>
+        <w:rPr>
+          <w:rFonts w:cstheme="minorBidi"/>
+          <w:sz w:val="28"/>
+          <w:szCs w:val="48"/>
+          <w:lang w:bidi="km-KH"/>
+        </w:rPr>
+        <w:t xml:space="preserve">) and </w:t>
+      </w:r>
+      <w:proofErr w:type="spellStart"/>
+      <w:r>
+        <w:rPr>
+          <w:rFonts w:cstheme="minorBidi"/>
+          <w:sz w:val="28"/>
+          <w:szCs w:val="48"/>
+          <w:lang w:bidi="km-KH"/>
+        </w:rPr>
+        <w:t>increstment</w:t>
+      </w:r>
+      <w:proofErr w:type="spellEnd"/>
+      <w:r>
+        <w:rPr>
+          <w:rFonts w:cstheme="minorBidi"/>
+          <w:sz w:val="28"/>
+          <w:szCs w:val="48"/>
+          <w:lang w:bidi="km-KH"/>
+        </w:rPr>
+        <w:t xml:space="preserve"> method to count by 1 </w:t>
       </w:r>
     </w:p>
     <w:p>
@@ -1865,6 +1976,7 @@
       <w:r>
         <w:rPr>
           <w:rFonts w:cstheme="minorBidi"/>
+          <w:noProof/>
           <w:sz w:val="28"/>
           <w:szCs w:val="48"/>
           <w:lang w:bidi="km-KH"/>
@@ -2136,6 +2248,7 @@
       <w:r>
         <w:rPr>
           <w:rFonts w:cstheme="minorBidi"/>
+          <w:noProof/>
           <w:sz w:val="28"/>
           <w:szCs w:val="48"/>
           <w:lang w:bidi="km-KH"/>
@@ -2445,6 +2558,7 @@
       <w:r>
         <w:rPr>
           <w:rFonts w:cstheme="minorBidi"/>
+          <w:noProof/>
           <w:sz w:val="28"/>
           <w:szCs w:val="48"/>
           <w:lang w:bidi="km-KH"/>
@@ -2519,6 +2633,7 @@
       <w:r>
         <w:rPr>
           <w:rFonts w:cstheme="minorBidi"/>
+          <w:noProof/>
           <w:sz w:val="28"/>
           <w:szCs w:val="48"/>
           <w:lang w:bidi="km-KH"/>
@@ -3104,6 +3219,11 @@
     </w:p>
     <w:p>
       <w:pPr>
+        <w:pStyle w:val="ListParagraph"/>
+        <w:numPr>
+          <w:ilvl w:val="0"/>
+          <w:numId w:val="2"/>
+        </w:numPr>
         <w:tabs>
           <w:tab w:val="left" w:pos="1060"/>
         </w:tabs>
@@ -3153,6 +3273,7 @@
       <w:r>
         <w:rPr>
           <w:rFonts w:cstheme="minorBidi"/>
+          <w:noProof/>
           <w:sz w:val="28"/>
           <w:szCs w:val="48"/>
           <w:lang w:bidi="km-KH"/>
@@ -3193,6 +3314,2556 @@
           </wp:inline>
         </w:drawing>
       </w:r>
+    </w:p>
+    <w:p>
+      <w:pPr>
+        <w:rPr>
+          <w:rFonts w:cstheme="minorBidi"/>
+          <w:sz w:val="28"/>
+          <w:szCs w:val="48"/>
+          <w:lang w:bidi="km-KH"/>
+        </w:rPr>
+      </w:pPr>
+    </w:p>
+    <w:p>
+      <w:pPr>
+        <w:rPr>
+          <w:rFonts w:cstheme="minorBidi"/>
+          <w:sz w:val="28"/>
+          <w:szCs w:val="48"/>
+          <w:lang w:bidi="km-KH"/>
+        </w:rPr>
+      </w:pPr>
+    </w:p>
+    <w:p>
+      <w:pPr>
+        <w:jc w:val="center"/>
+        <w:rPr>
+          <w:rFonts w:cstheme="minorBidi"/>
+          <w:color w:val="EE0000"/>
+          <w:sz w:val="42"/>
+          <w:szCs w:val="62"/>
+          <w:lang w:bidi="km-KH"/>
+        </w:rPr>
+      </w:pPr>
+      <w:r>
+        <w:rPr>
+          <w:rFonts w:cstheme="minorBidi"/>
+          <w:color w:val="EE0000"/>
+          <w:sz w:val="42"/>
+          <w:szCs w:val="62"/>
+          <w:lang w:bidi="km-KH"/>
+        </w:rPr>
+        <w:t xml:space="preserve">Control </w:t>
+      </w:r>
+      <w:r>
+        <w:rPr>
+          <w:rFonts w:cstheme="minorBidi"/>
+          <w:color w:val="EE0000"/>
+          <w:sz w:val="42"/>
+          <w:szCs w:val="62"/>
+          <w:lang w:bidi="km-KH"/>
+        </w:rPr>
+        <w:t>service counter</w:t>
+      </w:r>
+    </w:p>
+    <w:p>
+      <w:pPr>
+        <w:jc w:val="center"/>
+        <w:rPr>
+          <w:rFonts w:cstheme="minorBidi"/>
+          <w:color w:val="EE0000"/>
+          <w:sz w:val="42"/>
+          <w:szCs w:val="62"/>
+          <w:lang w:bidi="km-KH"/>
+        </w:rPr>
+      </w:pPr>
+      <w:r>
+        <w:rPr>
+          <w:rFonts w:cstheme="minorBidi"/>
+          <w:noProof/>
+          <w:color w:val="EE0000"/>
+          <w:sz w:val="42"/>
+          <w:szCs w:val="62"/>
+          <w:lang w:bidi="km-KH"/>
+        </w:rPr>
+        <w:drawing>
+          <wp:anchor distT="0" distB="0" distL="114300" distR="114300" simplePos="0" relativeHeight="251665408" behindDoc="0" locked="0" layoutInCell="1" allowOverlap="1" wp14:anchorId="7B5B58F6" wp14:editId="209BF38A">
+            <wp:simplePos x="0" y="0"/>
+            <wp:positionH relativeFrom="column">
+              <wp:posOffset>1862644</wp:posOffset>
+            </wp:positionH>
+            <wp:positionV relativeFrom="paragraph">
+              <wp:posOffset>191550</wp:posOffset>
+            </wp:positionV>
+            <wp:extent cx="3041964" cy="3041964"/>
+            <wp:effectExtent l="0" t="0" r="6350" b="6350"/>
+            <wp:wrapNone/>
+            <wp:docPr id="60518709" name="Picture 1"/>
+            <wp:cNvGraphicFramePr>
+              <a:graphicFrameLocks xmlns:a="http://schemas.openxmlformats.org/drawingml/2006/main" noChangeAspect="1"/>
+            </wp:cNvGraphicFramePr>
+            <a:graphic xmlns:a="http://schemas.openxmlformats.org/drawingml/2006/main">
+              <a:graphicData uri="http://schemas.openxmlformats.org/drawingml/2006/picture">
+                <pic:pic xmlns:pic="http://schemas.openxmlformats.org/drawingml/2006/picture">
+                  <pic:nvPicPr>
+                    <pic:cNvPr id="60518709" name=""/>
+                    <pic:cNvPicPr/>
+                  </pic:nvPicPr>
+                  <pic:blipFill>
+                    <a:blip r:embed="rId13">
+                      <a:extLst>
+                        <a:ext uri="{28A0092B-C50C-407E-A947-70E740481C1C}">
+                          <a14:useLocalDpi xmlns:a14="http://schemas.microsoft.com/office/drawing/2010/main" val="0"/>
+                        </a:ext>
+                      </a:extLst>
+                    </a:blip>
+                    <a:stretch>
+                      <a:fillRect/>
+                    </a:stretch>
+                  </pic:blipFill>
+                  <pic:spPr>
+                    <a:xfrm>
+                      <a:off x="0" y="0"/>
+                      <a:ext cx="3041964" cy="3041964"/>
+                    </a:xfrm>
+                    <a:prstGeom prst="rect">
+                      <a:avLst/>
+                    </a:prstGeom>
+                  </pic:spPr>
+                </pic:pic>
+              </a:graphicData>
+            </a:graphic>
+            <wp14:sizeRelH relativeFrom="page">
+              <wp14:pctWidth>0</wp14:pctWidth>
+            </wp14:sizeRelH>
+            <wp14:sizeRelV relativeFrom="page">
+              <wp14:pctHeight>0</wp14:pctHeight>
+            </wp14:sizeRelV>
+          </wp:anchor>
+        </w:drawing>
+      </w:r>
+    </w:p>
+    <w:p>
+      <w:pPr>
+        <w:jc w:val="center"/>
+        <w:rPr>
+          <w:rFonts w:cstheme="minorBidi"/>
+          <w:color w:val="EE0000"/>
+          <w:sz w:val="42"/>
+          <w:szCs w:val="62"/>
+          <w:lang w:bidi="km-KH"/>
+        </w:rPr>
+      </w:pPr>
+    </w:p>
+    <w:p>
+      <w:pPr>
+        <w:rPr>
+          <w:rFonts w:cstheme="minorBidi"/>
+          <w:sz w:val="28"/>
+          <w:szCs w:val="48"/>
+          <w:lang w:bidi="km-KH"/>
+        </w:rPr>
+      </w:pPr>
+    </w:p>
+    <w:p>
+      <w:pPr>
+        <w:rPr>
+          <w:rFonts w:cstheme="minorBidi"/>
+          <w:sz w:val="28"/>
+          <w:szCs w:val="48"/>
+          <w:lang w:bidi="km-KH"/>
+        </w:rPr>
+      </w:pPr>
+    </w:p>
+    <w:p>
+      <w:pPr>
+        <w:rPr>
+          <w:rFonts w:cstheme="minorBidi"/>
+          <w:sz w:val="28"/>
+          <w:szCs w:val="48"/>
+          <w:lang w:bidi="km-KH"/>
+        </w:rPr>
+      </w:pPr>
+    </w:p>
+    <w:p>
+      <w:pPr>
+        <w:rPr>
+          <w:rFonts w:cstheme="minorBidi"/>
+          <w:sz w:val="28"/>
+          <w:szCs w:val="48"/>
+          <w:lang w:bidi="km-KH"/>
+        </w:rPr>
+      </w:pPr>
+    </w:p>
+    <w:p>
+      <w:pPr>
+        <w:rPr>
+          <w:rFonts w:cstheme="minorBidi"/>
+          <w:sz w:val="28"/>
+          <w:szCs w:val="48"/>
+          <w:lang w:bidi="km-KH"/>
+        </w:rPr>
+      </w:pPr>
+    </w:p>
+    <w:p>
+      <w:pPr>
+        <w:rPr>
+          <w:rFonts w:cstheme="minorBidi"/>
+          <w:sz w:val="28"/>
+          <w:szCs w:val="48"/>
+          <w:lang w:bidi="km-KH"/>
+        </w:rPr>
+      </w:pPr>
+    </w:p>
+    <w:p>
+      <w:pPr>
+        <w:rPr>
+          <w:rFonts w:cstheme="minorBidi"/>
+          <w:sz w:val="28"/>
+          <w:szCs w:val="48"/>
+          <w:lang w:bidi="km-KH"/>
+        </w:rPr>
+      </w:pPr>
+    </w:p>
+    <w:p>
+      <w:pPr>
+        <w:rPr>
+          <w:rFonts w:cstheme="minorBidi"/>
+          <w:sz w:val="28"/>
+          <w:szCs w:val="48"/>
+          <w:lang w:bidi="km-KH"/>
+        </w:rPr>
+      </w:pPr>
+    </w:p>
+    <w:p>
+      <w:pPr>
+        <w:rPr>
+          <w:rFonts w:cstheme="minorBidi"/>
+          <w:sz w:val="28"/>
+          <w:szCs w:val="48"/>
+          <w:lang w:bidi="km-KH"/>
+        </w:rPr>
+      </w:pPr>
+    </w:p>
+    <w:p>
+      <w:pPr>
+        <w:rPr>
+          <w:rFonts w:cstheme="minorBidi"/>
+          <w:sz w:val="28"/>
+          <w:szCs w:val="48"/>
+          <w:lang w:bidi="km-KH"/>
+        </w:rPr>
+      </w:pPr>
+    </w:p>
+    <w:p>
+      <w:pPr>
+        <w:rPr>
+          <w:rFonts w:cstheme="minorBidi"/>
+          <w:sz w:val="28"/>
+          <w:szCs w:val="48"/>
+          <w:lang w:bidi="km-KH"/>
+        </w:rPr>
+      </w:pPr>
+    </w:p>
+    <w:p>
+      <w:pPr>
+        <w:rPr>
+          <w:rFonts w:cstheme="minorBidi"/>
+          <w:sz w:val="28"/>
+          <w:szCs w:val="48"/>
+          <w:lang w:bidi="km-KH"/>
+        </w:rPr>
+      </w:pPr>
+    </w:p>
+    <w:p>
+      <w:pPr>
+        <w:rPr>
+          <w:rFonts w:cstheme="minorBidi"/>
+          <w:sz w:val="28"/>
+          <w:szCs w:val="48"/>
+          <w:lang w:bidi="km-KH"/>
+        </w:rPr>
+      </w:pPr>
+    </w:p>
+    <w:p>
+      <w:pPr>
+        <w:pStyle w:val="ListParagraph"/>
+        <w:numPr>
+          <w:ilvl w:val="0"/>
+          <w:numId w:val="2"/>
+        </w:numPr>
+        <w:rPr>
+          <w:rFonts w:cstheme="minorBidi"/>
+          <w:sz w:val="28"/>
+          <w:szCs w:val="48"/>
+          <w:lang w:bidi="km-KH"/>
+        </w:rPr>
+      </w:pPr>
+      <w:r>
+        <w:rPr>
+          <w:rFonts w:cstheme="minorBidi"/>
+          <w:sz w:val="28"/>
+          <w:szCs w:val="48"/>
+          <w:lang w:bidi="km-KH"/>
+        </w:rPr>
+        <w:t xml:space="preserve">We create one control service then for the component can inject for using this service. </w:t>
+      </w:r>
+    </w:p>
+    <w:p>
+      <w:pPr>
+        <w:rPr>
+          <w:rFonts w:cstheme="minorBidi"/>
+          <w:sz w:val="28"/>
+          <w:szCs w:val="48"/>
+          <w:lang w:bidi="km-KH"/>
+        </w:rPr>
+      </w:pPr>
+    </w:p>
+    <w:p>
+      <w:pPr>
+        <w:rPr>
+          <w:rFonts w:cstheme="minorBidi"/>
+          <w:sz w:val="28"/>
+          <w:szCs w:val="48"/>
+          <w:lang w:bidi="km-KH"/>
+        </w:rPr>
+      </w:pPr>
+    </w:p>
+    <w:p>
+      <w:pPr>
+        <w:rPr>
+          <w:rFonts w:cstheme="minorBidi"/>
+          <w:sz w:val="28"/>
+          <w:szCs w:val="48"/>
+          <w:lang w:bidi="km-KH"/>
+        </w:rPr>
+      </w:pPr>
+    </w:p>
+    <w:p>
+      <w:pPr>
+        <w:rPr>
+          <w:rFonts w:cstheme="minorBidi"/>
+          <w:sz w:val="28"/>
+          <w:szCs w:val="48"/>
+          <w:lang w:bidi="km-KH"/>
+        </w:rPr>
+      </w:pPr>
+    </w:p>
+    <w:p>
+      <w:pPr>
+        <w:rPr>
+          <w:rFonts w:cstheme="minorBidi"/>
+          <w:sz w:val="28"/>
+          <w:szCs w:val="48"/>
+          <w:lang w:bidi="km-KH"/>
+        </w:rPr>
+      </w:pPr>
+    </w:p>
+    <w:p>
+      <w:pPr>
+        <w:rPr>
+          <w:rFonts w:cstheme="minorBidi"/>
+          <w:sz w:val="28"/>
+          <w:szCs w:val="48"/>
+          <w:lang w:bidi="km-KH"/>
+        </w:rPr>
+      </w:pPr>
+    </w:p>
+    <w:p>
+      <w:pPr>
+        <w:rPr>
+          <w:rFonts w:cstheme="minorBidi"/>
+          <w:sz w:val="28"/>
+          <w:szCs w:val="48"/>
+          <w:lang w:bidi="km-KH"/>
+        </w:rPr>
+      </w:pPr>
+    </w:p>
+    <w:p>
+      <w:pPr>
+        <w:rPr>
+          <w:rFonts w:cstheme="minorBidi"/>
+          <w:sz w:val="28"/>
+          <w:szCs w:val="48"/>
+          <w:lang w:bidi="km-KH"/>
+        </w:rPr>
+      </w:pPr>
+      <w:r>
+        <w:rPr>
+          <w:rFonts w:cstheme="minorBidi"/>
+          <w:noProof/>
+          <w:sz w:val="28"/>
+          <w:szCs w:val="48"/>
+          <w:lang w:bidi="km-KH"/>
+        </w:rPr>
+        <w:lastRenderedPageBreak/>
+        <w:drawing>
+          <wp:anchor distT="0" distB="0" distL="114300" distR="114300" simplePos="0" relativeHeight="251666432" behindDoc="1" locked="0" layoutInCell="1" allowOverlap="1" wp14:anchorId="23A0D108" wp14:editId="1A0D888D">
+            <wp:simplePos x="0" y="0"/>
+            <wp:positionH relativeFrom="column">
+              <wp:posOffset>1287283</wp:posOffset>
+            </wp:positionH>
+            <wp:positionV relativeFrom="paragraph">
+              <wp:posOffset>-24765</wp:posOffset>
+            </wp:positionV>
+            <wp:extent cx="3648547" cy="4125092"/>
+            <wp:effectExtent l="0" t="0" r="0" b="2540"/>
+            <wp:wrapNone/>
+            <wp:docPr id="1548870525" name="Picture 1"/>
+            <wp:cNvGraphicFramePr>
+              <a:graphicFrameLocks xmlns:a="http://schemas.openxmlformats.org/drawingml/2006/main" noChangeAspect="1"/>
+            </wp:cNvGraphicFramePr>
+            <a:graphic xmlns:a="http://schemas.openxmlformats.org/drawingml/2006/main">
+              <a:graphicData uri="http://schemas.openxmlformats.org/drawingml/2006/picture">
+                <pic:pic xmlns:pic="http://schemas.openxmlformats.org/drawingml/2006/picture">
+                  <pic:nvPicPr>
+                    <pic:cNvPr id="1548870525" name=""/>
+                    <pic:cNvPicPr/>
+                  </pic:nvPicPr>
+                  <pic:blipFill>
+                    <a:blip r:embed="rId14">
+                      <a:extLst>
+                        <a:ext uri="{28A0092B-C50C-407E-A947-70E740481C1C}">
+                          <a14:useLocalDpi xmlns:a14="http://schemas.microsoft.com/office/drawing/2010/main" val="0"/>
+                        </a:ext>
+                      </a:extLst>
+                    </a:blip>
+                    <a:stretch>
+                      <a:fillRect/>
+                    </a:stretch>
+                  </pic:blipFill>
+                  <pic:spPr>
+                    <a:xfrm>
+                      <a:off x="0" y="0"/>
+                      <a:ext cx="3648547" cy="4125092"/>
+                    </a:xfrm>
+                    <a:prstGeom prst="rect">
+                      <a:avLst/>
+                    </a:prstGeom>
+                  </pic:spPr>
+                </pic:pic>
+              </a:graphicData>
+            </a:graphic>
+            <wp14:sizeRelH relativeFrom="page">
+              <wp14:pctWidth>0</wp14:pctWidth>
+            </wp14:sizeRelH>
+            <wp14:sizeRelV relativeFrom="page">
+              <wp14:pctHeight>0</wp14:pctHeight>
+            </wp14:sizeRelV>
+          </wp:anchor>
+        </w:drawing>
+      </w:r>
+    </w:p>
+    <w:p>
+      <w:pPr>
+        <w:rPr>
+          <w:rFonts w:cstheme="minorBidi"/>
+          <w:sz w:val="28"/>
+          <w:szCs w:val="48"/>
+          <w:lang w:bidi="km-KH"/>
+        </w:rPr>
+      </w:pPr>
+    </w:p>
+    <w:p>
+      <w:pPr>
+        <w:rPr>
+          <w:rFonts w:cstheme="minorBidi"/>
+          <w:sz w:val="28"/>
+          <w:szCs w:val="48"/>
+          <w:lang w:bidi="km-KH"/>
+        </w:rPr>
+      </w:pPr>
+    </w:p>
+    <w:p>
+      <w:pPr>
+        <w:rPr>
+          <w:rFonts w:cstheme="minorBidi"/>
+          <w:sz w:val="28"/>
+          <w:szCs w:val="48"/>
+          <w:lang w:bidi="km-KH"/>
+        </w:rPr>
+      </w:pPr>
+    </w:p>
+    <w:p>
+      <w:pPr>
+        <w:rPr>
+          <w:rFonts w:cstheme="minorBidi"/>
+          <w:sz w:val="28"/>
+          <w:szCs w:val="48"/>
+          <w:lang w:bidi="km-KH"/>
+        </w:rPr>
+      </w:pPr>
+    </w:p>
+    <w:p>
+      <w:pPr>
+        <w:rPr>
+          <w:rFonts w:cstheme="minorBidi"/>
+          <w:sz w:val="28"/>
+          <w:szCs w:val="48"/>
+          <w:lang w:bidi="km-KH"/>
+        </w:rPr>
+      </w:pPr>
+    </w:p>
+    <w:p>
+      <w:pPr>
+        <w:rPr>
+          <w:rFonts w:cstheme="minorBidi"/>
+          <w:sz w:val="28"/>
+          <w:szCs w:val="48"/>
+          <w:lang w:bidi="km-KH"/>
+        </w:rPr>
+      </w:pPr>
+    </w:p>
+    <w:p>
+      <w:pPr>
+        <w:rPr>
+          <w:rFonts w:cstheme="minorBidi"/>
+          <w:sz w:val="28"/>
+          <w:szCs w:val="48"/>
+          <w:lang w:bidi="km-KH"/>
+        </w:rPr>
+      </w:pPr>
+    </w:p>
+    <w:p>
+      <w:pPr>
+        <w:rPr>
+          <w:rFonts w:cstheme="minorBidi"/>
+          <w:sz w:val="28"/>
+          <w:szCs w:val="48"/>
+          <w:lang w:bidi="km-KH"/>
+        </w:rPr>
+      </w:pPr>
+    </w:p>
+    <w:p>
+      <w:pPr>
+        <w:rPr>
+          <w:rFonts w:cstheme="minorBidi"/>
+          <w:sz w:val="28"/>
+          <w:szCs w:val="48"/>
+          <w:lang w:bidi="km-KH"/>
+        </w:rPr>
+      </w:pPr>
+    </w:p>
+    <w:p>
+      <w:pPr>
+        <w:rPr>
+          <w:rFonts w:cstheme="minorBidi"/>
+          <w:sz w:val="28"/>
+          <w:szCs w:val="48"/>
+          <w:lang w:bidi="km-KH"/>
+        </w:rPr>
+      </w:pPr>
+    </w:p>
+    <w:p>
+      <w:pPr>
+        <w:rPr>
+          <w:rFonts w:cstheme="minorBidi"/>
+          <w:sz w:val="28"/>
+          <w:szCs w:val="48"/>
+          <w:lang w:bidi="km-KH"/>
+        </w:rPr>
+      </w:pPr>
+    </w:p>
+    <w:p>
+      <w:pPr>
+        <w:rPr>
+          <w:rFonts w:cstheme="minorBidi"/>
+          <w:sz w:val="28"/>
+          <w:szCs w:val="48"/>
+          <w:lang w:bidi="km-KH"/>
+        </w:rPr>
+      </w:pPr>
+    </w:p>
+    <w:p>
+      <w:pPr>
+        <w:rPr>
+          <w:rFonts w:cstheme="minorBidi"/>
+          <w:sz w:val="28"/>
+          <w:szCs w:val="48"/>
+          <w:lang w:bidi="km-KH"/>
+        </w:rPr>
+      </w:pPr>
+    </w:p>
+    <w:p>
+      <w:pPr>
+        <w:rPr>
+          <w:rFonts w:cstheme="minorBidi"/>
+          <w:sz w:val="28"/>
+          <w:szCs w:val="48"/>
+          <w:lang w:bidi="km-KH"/>
+        </w:rPr>
+      </w:pPr>
+    </w:p>
+    <w:p>
+      <w:pPr>
+        <w:rPr>
+          <w:rFonts w:cstheme="minorBidi"/>
+          <w:sz w:val="28"/>
+          <w:szCs w:val="48"/>
+          <w:lang w:bidi="km-KH"/>
+        </w:rPr>
+      </w:pPr>
+    </w:p>
+    <w:p>
+      <w:pPr>
+        <w:rPr>
+          <w:rFonts w:cstheme="minorBidi"/>
+          <w:sz w:val="28"/>
+          <w:szCs w:val="48"/>
+          <w:lang w:bidi="km-KH"/>
+        </w:rPr>
+      </w:pPr>
+    </w:p>
+    <w:p>
+      <w:pPr>
+        <w:rPr>
+          <w:rFonts w:cstheme="minorBidi"/>
+          <w:sz w:val="28"/>
+          <w:szCs w:val="48"/>
+          <w:lang w:bidi="km-KH"/>
+        </w:rPr>
+      </w:pPr>
+    </w:p>
+    <w:p>
+      <w:pPr>
+        <w:rPr>
+          <w:rFonts w:cstheme="minorBidi"/>
+          <w:sz w:val="28"/>
+          <w:szCs w:val="48"/>
+          <w:lang w:bidi="km-KH"/>
+        </w:rPr>
+      </w:pPr>
+    </w:p>
+    <w:p>
+      <w:pPr>
+        <w:rPr>
+          <w:rFonts w:cstheme="minorBidi"/>
+          <w:sz w:val="28"/>
+          <w:szCs w:val="48"/>
+          <w:lang w:bidi="km-KH"/>
+        </w:rPr>
+      </w:pPr>
+    </w:p>
+    <w:p>
+      <w:pPr>
+        <w:rPr>
+          <w:rFonts w:cstheme="minorBidi"/>
+          <w:sz w:val="28"/>
+          <w:szCs w:val="48"/>
+          <w:lang w:bidi="km-KH"/>
+        </w:rPr>
+      </w:pPr>
+    </w:p>
+    <w:p>
+      <w:pPr>
+        <w:rPr>
+          <w:rFonts w:cstheme="minorBidi"/>
+          <w:sz w:val="28"/>
+          <w:szCs w:val="48"/>
+          <w:lang w:bidi="km-KH"/>
+        </w:rPr>
+      </w:pPr>
+      <w:r>
+        <w:rPr>
+          <w:rFonts w:cstheme="minorBidi"/>
+          <w:noProof/>
+          <w:sz w:val="28"/>
+          <w:szCs w:val="48"/>
+          <w:lang w:bidi="km-KH"/>
+        </w:rPr>
+        <w:drawing>
+          <wp:anchor distT="0" distB="0" distL="114300" distR="114300" simplePos="0" relativeHeight="251667456" behindDoc="1" locked="0" layoutInCell="1" allowOverlap="1" wp14:anchorId="57989028" wp14:editId="31EA2D45">
+            <wp:simplePos x="0" y="0"/>
+            <wp:positionH relativeFrom="column">
+              <wp:posOffset>1905</wp:posOffset>
+            </wp:positionH>
+            <wp:positionV relativeFrom="paragraph">
+              <wp:posOffset>144855</wp:posOffset>
+            </wp:positionV>
+            <wp:extent cx="6840855" cy="3522980"/>
+            <wp:effectExtent l="0" t="0" r="4445" b="0"/>
+            <wp:wrapNone/>
+            <wp:docPr id="745566342" name="Picture 1"/>
+            <wp:cNvGraphicFramePr>
+              <a:graphicFrameLocks xmlns:a="http://schemas.openxmlformats.org/drawingml/2006/main" noChangeAspect="1"/>
+            </wp:cNvGraphicFramePr>
+            <a:graphic xmlns:a="http://schemas.openxmlformats.org/drawingml/2006/main">
+              <a:graphicData uri="http://schemas.openxmlformats.org/drawingml/2006/picture">
+                <pic:pic xmlns:pic="http://schemas.openxmlformats.org/drawingml/2006/picture">
+                  <pic:nvPicPr>
+                    <pic:cNvPr id="745566342" name=""/>
+                    <pic:cNvPicPr/>
+                  </pic:nvPicPr>
+                  <pic:blipFill>
+                    <a:blip r:embed="rId15">
+                      <a:extLst>
+                        <a:ext uri="{28A0092B-C50C-407E-A947-70E740481C1C}">
+                          <a14:useLocalDpi xmlns:a14="http://schemas.microsoft.com/office/drawing/2010/main" val="0"/>
+                        </a:ext>
+                      </a:extLst>
+                    </a:blip>
+                    <a:stretch>
+                      <a:fillRect/>
+                    </a:stretch>
+                  </pic:blipFill>
+                  <pic:spPr>
+                    <a:xfrm>
+                      <a:off x="0" y="0"/>
+                      <a:ext cx="6840855" cy="3522980"/>
+                    </a:xfrm>
+                    <a:prstGeom prst="rect">
+                      <a:avLst/>
+                    </a:prstGeom>
+                  </pic:spPr>
+                </pic:pic>
+              </a:graphicData>
+            </a:graphic>
+            <wp14:sizeRelH relativeFrom="page">
+              <wp14:pctWidth>0</wp14:pctWidth>
+            </wp14:sizeRelH>
+            <wp14:sizeRelV relativeFrom="page">
+              <wp14:pctHeight>0</wp14:pctHeight>
+            </wp14:sizeRelV>
+          </wp:anchor>
+        </w:drawing>
+      </w:r>
+    </w:p>
+    <w:p>
+      <w:pPr>
+        <w:rPr>
+          <w:rFonts w:cstheme="minorBidi"/>
+          <w:sz w:val="28"/>
+          <w:szCs w:val="48"/>
+          <w:lang w:bidi="km-KH"/>
+        </w:rPr>
+      </w:pPr>
+    </w:p>
+    <w:p>
+      <w:pPr>
+        <w:rPr>
+          <w:rFonts w:cstheme="minorBidi"/>
+          <w:sz w:val="28"/>
+          <w:szCs w:val="48"/>
+          <w:lang w:bidi="km-KH"/>
+        </w:rPr>
+      </w:pPr>
+    </w:p>
+    <w:p>
+      <w:pPr>
+        <w:rPr>
+          <w:rFonts w:cstheme="minorBidi"/>
+          <w:sz w:val="28"/>
+          <w:szCs w:val="48"/>
+          <w:lang w:bidi="km-KH"/>
+        </w:rPr>
+      </w:pPr>
+    </w:p>
+    <w:p>
+      <w:pPr>
+        <w:rPr>
+          <w:rFonts w:cstheme="minorBidi"/>
+          <w:sz w:val="28"/>
+          <w:szCs w:val="48"/>
+          <w:lang w:bidi="km-KH"/>
+        </w:rPr>
+      </w:pPr>
+    </w:p>
+    <w:p>
+      <w:pPr>
+        <w:rPr>
+          <w:rFonts w:cstheme="minorBidi"/>
+          <w:sz w:val="28"/>
+          <w:szCs w:val="48"/>
+          <w:lang w:bidi="km-KH"/>
+        </w:rPr>
+      </w:pPr>
+    </w:p>
+    <w:p>
+      <w:pPr>
+        <w:rPr>
+          <w:rFonts w:cstheme="minorBidi"/>
+          <w:sz w:val="28"/>
+          <w:szCs w:val="48"/>
+          <w:lang w:bidi="km-KH"/>
+        </w:rPr>
+      </w:pPr>
+    </w:p>
+    <w:p>
+      <w:pPr>
+        <w:rPr>
+          <w:rFonts w:cstheme="minorBidi"/>
+          <w:sz w:val="28"/>
+          <w:szCs w:val="48"/>
+          <w:lang w:bidi="km-KH"/>
+        </w:rPr>
+      </w:pPr>
+    </w:p>
+    <w:p>
+      <w:pPr>
+        <w:rPr>
+          <w:rFonts w:cstheme="minorBidi"/>
+          <w:sz w:val="28"/>
+          <w:szCs w:val="48"/>
+          <w:lang w:bidi="km-KH"/>
+        </w:rPr>
+      </w:pPr>
+    </w:p>
+    <w:p>
+      <w:pPr>
+        <w:rPr>
+          <w:rFonts w:cstheme="minorBidi"/>
+          <w:sz w:val="28"/>
+          <w:szCs w:val="48"/>
+          <w:lang w:bidi="km-KH"/>
+        </w:rPr>
+      </w:pPr>
+    </w:p>
+    <w:p>
+      <w:pPr>
+        <w:rPr>
+          <w:rFonts w:cstheme="minorBidi"/>
+          <w:sz w:val="28"/>
+          <w:szCs w:val="48"/>
+          <w:lang w:bidi="km-KH"/>
+        </w:rPr>
+      </w:pPr>
+    </w:p>
+    <w:p>
+      <w:pPr>
+        <w:rPr>
+          <w:rFonts w:cstheme="minorBidi"/>
+          <w:sz w:val="28"/>
+          <w:szCs w:val="48"/>
+          <w:lang w:bidi="km-KH"/>
+        </w:rPr>
+      </w:pPr>
+    </w:p>
+    <w:p>
+      <w:pPr>
+        <w:rPr>
+          <w:rFonts w:cstheme="minorBidi"/>
+          <w:sz w:val="28"/>
+          <w:szCs w:val="48"/>
+          <w:lang w:bidi="km-KH"/>
+        </w:rPr>
+      </w:pPr>
+    </w:p>
+    <w:p>
+      <w:pPr>
+        <w:rPr>
+          <w:rFonts w:cstheme="minorBidi"/>
+          <w:sz w:val="28"/>
+          <w:szCs w:val="48"/>
+          <w:lang w:bidi="km-KH"/>
+        </w:rPr>
+      </w:pPr>
+    </w:p>
+    <w:p>
+      <w:pPr>
+        <w:rPr>
+          <w:rFonts w:cstheme="minorBidi"/>
+          <w:sz w:val="28"/>
+          <w:szCs w:val="48"/>
+          <w:lang w:bidi="km-KH"/>
+        </w:rPr>
+      </w:pPr>
+    </w:p>
+    <w:p>
+      <w:pPr>
+        <w:rPr>
+          <w:rFonts w:cstheme="minorBidi"/>
+          <w:sz w:val="28"/>
+          <w:szCs w:val="48"/>
+          <w:lang w:bidi="km-KH"/>
+        </w:rPr>
+      </w:pPr>
+    </w:p>
+    <w:p>
+      <w:pPr>
+        <w:rPr>
+          <w:rFonts w:cstheme="minorBidi"/>
+          <w:sz w:val="28"/>
+          <w:szCs w:val="48"/>
+          <w:lang w:bidi="km-KH"/>
+        </w:rPr>
+      </w:pPr>
+    </w:p>
+    <w:p>
+      <w:pPr>
+        <w:rPr>
+          <w:rFonts w:cstheme="minorBidi"/>
+          <w:sz w:val="28"/>
+          <w:szCs w:val="48"/>
+          <w:lang w:bidi="km-KH"/>
+        </w:rPr>
+      </w:pPr>
+    </w:p>
+    <w:p>
+      <w:pPr>
+        <w:rPr>
+          <w:rFonts w:cstheme="minorBidi"/>
+          <w:sz w:val="28"/>
+          <w:szCs w:val="48"/>
+          <w:lang w:bidi="km-KH"/>
+        </w:rPr>
+      </w:pPr>
+    </w:p>
+    <w:p>
+      <w:pPr>
+        <w:rPr>
+          <w:rFonts w:cstheme="minorBidi"/>
+          <w:sz w:val="28"/>
+          <w:szCs w:val="48"/>
+          <w:lang w:bidi="km-KH"/>
+        </w:rPr>
+      </w:pPr>
+    </w:p>
+    <w:p>
+      <w:pPr>
+        <w:rPr>
+          <w:rFonts w:cstheme="minorBidi"/>
+          <w:sz w:val="28"/>
+          <w:szCs w:val="48"/>
+          <w:lang w:bidi="km-KH"/>
+        </w:rPr>
+      </w:pPr>
+    </w:p>
+    <w:p>
+      <w:pPr>
+        <w:ind w:firstLine="720"/>
+        <w:rPr>
+          <w:rFonts w:cstheme="minorBidi"/>
+          <w:sz w:val="28"/>
+          <w:szCs w:val="48"/>
+          <w:lang w:bidi="km-KH"/>
+        </w:rPr>
+      </w:pPr>
+    </w:p>
+    <w:p>
+      <w:pPr>
+        <w:ind w:firstLine="720"/>
+        <w:rPr>
+          <w:rFonts w:cstheme="minorBidi"/>
+          <w:sz w:val="28"/>
+          <w:szCs w:val="48"/>
+          <w:lang w:bidi="km-KH"/>
+        </w:rPr>
+      </w:pPr>
+    </w:p>
+    <w:p>
+      <w:pPr>
+        <w:ind w:firstLine="720"/>
+        <w:rPr>
+          <w:rFonts w:cstheme="minorBidi"/>
+          <w:sz w:val="28"/>
+          <w:szCs w:val="48"/>
+          <w:lang w:bidi="km-KH"/>
+        </w:rPr>
+      </w:pPr>
+    </w:p>
+    <w:p>
+      <w:pPr>
+        <w:ind w:firstLine="720"/>
+        <w:rPr>
+          <w:rFonts w:cstheme="minorBidi"/>
+          <w:sz w:val="28"/>
+          <w:szCs w:val="48"/>
+          <w:lang w:bidi="km-KH"/>
+        </w:rPr>
+      </w:pPr>
+    </w:p>
+    <w:p>
+      <w:pPr>
+        <w:ind w:firstLine="720"/>
+        <w:rPr>
+          <w:rFonts w:cstheme="minorBidi"/>
+          <w:sz w:val="28"/>
+          <w:szCs w:val="48"/>
+          <w:lang w:bidi="km-KH"/>
+        </w:rPr>
+      </w:pPr>
+    </w:p>
+    <w:p>
+      <w:pPr>
+        <w:ind w:firstLine="720"/>
+        <w:rPr>
+          <w:rFonts w:cstheme="minorBidi"/>
+          <w:sz w:val="28"/>
+          <w:szCs w:val="48"/>
+          <w:lang w:bidi="km-KH"/>
+        </w:rPr>
+      </w:pPr>
+    </w:p>
+    <w:p>
+      <w:pPr>
+        <w:ind w:firstLine="720"/>
+        <w:jc w:val="center"/>
+        <w:rPr>
+          <w:rFonts w:cstheme="minorBidi"/>
+          <w:color w:val="EE0000"/>
+          <w:sz w:val="36"/>
+          <w:szCs w:val="56"/>
+          <w:lang w:bidi="km-KH"/>
+        </w:rPr>
+      </w:pPr>
+      <w:r>
+        <w:rPr>
+          <w:rFonts w:cstheme="minorBidi"/>
+          <w:color w:val="EE0000"/>
+          <w:sz w:val="36"/>
+          <w:szCs w:val="56"/>
+          <w:lang w:bidi="km-KH"/>
+        </w:rPr>
+        <w:lastRenderedPageBreak/>
+        <w:t>Separate the Counter</w:t>
+      </w:r>
+    </w:p>
+    <w:p>
+      <w:pPr>
+        <w:ind w:firstLine="720"/>
+        <w:jc w:val="center"/>
+        <w:rPr>
+          <w:rFonts w:cstheme="minorBidi"/>
+          <w:sz w:val="44"/>
+          <w:szCs w:val="96"/>
+          <w:lang w:bidi="km-KH"/>
+        </w:rPr>
+      </w:pPr>
+    </w:p>
+    <w:p>
+      <w:pPr>
+        <w:ind w:firstLine="720"/>
+        <w:rPr>
+          <w:rFonts w:ascii="DaunPenh" w:hAnsi="DaunPenh" w:cs="DaunPenh"/>
+          <w:sz w:val="44"/>
+          <w:szCs w:val="96"/>
+          <w:lang w:bidi="km-KH"/>
+        </w:rPr>
+      </w:pPr>
+      <w:proofErr w:type="spellStart"/>
+      <w:r>
+        <w:rPr>
+          <w:rFonts w:ascii="DaunPenh" w:hAnsi="DaunPenh" w:cs="DaunPenh"/>
+          <w:sz w:val="44"/>
+          <w:szCs w:val="96"/>
+          <w:lang w:bidi="km-KH"/>
+        </w:rPr>
+        <w:t>យើងចង់បានអោយ</w:t>
+      </w:r>
+      <w:proofErr w:type="spellEnd"/>
+      <w:r>
+        <w:rPr>
+          <w:rFonts w:ascii="DaunPenh" w:hAnsi="DaunPenh" w:cs="DaunPenh"/>
+          <w:sz w:val="44"/>
+          <w:szCs w:val="96"/>
+          <w:lang w:bidi="km-KH"/>
+        </w:rPr>
+        <w:t xml:space="preserve"> counter independence and count depend on each component </w:t>
+      </w:r>
+    </w:p>
+    <w:p>
+      <w:pPr>
+        <w:ind w:firstLine="720"/>
+        <w:rPr>
+          <w:rFonts w:ascii="DaunPenh" w:hAnsi="DaunPenh" w:cs="DaunPenh"/>
+          <w:sz w:val="44"/>
+          <w:szCs w:val="96"/>
+          <w:lang w:bidi="km-KH"/>
+        </w:rPr>
+      </w:pPr>
+      <w:r>
+        <w:rPr>
+          <w:rFonts w:ascii="DaunPenh" w:hAnsi="DaunPenh" w:cs="DaunPenh"/>
+          <w:sz w:val="44"/>
+          <w:szCs w:val="96"/>
+          <w:lang w:bidi="km-KH"/>
+        </w:rPr>
+        <w:drawing>
+          <wp:anchor distT="0" distB="0" distL="114300" distR="114300" simplePos="0" relativeHeight="251668480" behindDoc="1" locked="0" layoutInCell="1" allowOverlap="1" wp14:anchorId="118CD72E" wp14:editId="6B97C03A">
+            <wp:simplePos x="0" y="0"/>
+            <wp:positionH relativeFrom="column">
+              <wp:posOffset>246733</wp:posOffset>
+            </wp:positionH>
+            <wp:positionV relativeFrom="paragraph">
+              <wp:posOffset>136626</wp:posOffset>
+            </wp:positionV>
+            <wp:extent cx="6301212" cy="3835241"/>
+            <wp:effectExtent l="0" t="0" r="0" b="635"/>
+            <wp:wrapNone/>
+            <wp:docPr id="1874937064" name="Picture 1"/>
+            <wp:cNvGraphicFramePr>
+              <a:graphicFrameLocks xmlns:a="http://schemas.openxmlformats.org/drawingml/2006/main" noChangeAspect="1"/>
+            </wp:cNvGraphicFramePr>
+            <a:graphic xmlns:a="http://schemas.openxmlformats.org/drawingml/2006/main">
+              <a:graphicData uri="http://schemas.openxmlformats.org/drawingml/2006/picture">
+                <pic:pic xmlns:pic="http://schemas.openxmlformats.org/drawingml/2006/picture">
+                  <pic:nvPicPr>
+                    <pic:cNvPr id="1874937064" name=""/>
+                    <pic:cNvPicPr/>
+                  </pic:nvPicPr>
+                  <pic:blipFill>
+                    <a:blip r:embed="rId16">
+                      <a:extLst>
+                        <a:ext uri="{28A0092B-C50C-407E-A947-70E740481C1C}">
+                          <a14:useLocalDpi xmlns:a14="http://schemas.microsoft.com/office/drawing/2010/main" val="0"/>
+                        </a:ext>
+                      </a:extLst>
+                    </a:blip>
+                    <a:stretch>
+                      <a:fillRect/>
+                    </a:stretch>
+                  </pic:blipFill>
+                  <pic:spPr>
+                    <a:xfrm>
+                      <a:off x="0" y="0"/>
+                      <a:ext cx="6301212" cy="3835241"/>
+                    </a:xfrm>
+                    <a:prstGeom prst="rect">
+                      <a:avLst/>
+                    </a:prstGeom>
+                  </pic:spPr>
+                </pic:pic>
+              </a:graphicData>
+            </a:graphic>
+            <wp14:sizeRelH relativeFrom="page">
+              <wp14:pctWidth>0</wp14:pctWidth>
+            </wp14:sizeRelH>
+            <wp14:sizeRelV relativeFrom="page">
+              <wp14:pctHeight>0</wp14:pctHeight>
+            </wp14:sizeRelV>
+          </wp:anchor>
+        </w:drawing>
+      </w:r>
+    </w:p>
+    <w:p>
+      <w:pPr>
+        <w:ind w:firstLine="720"/>
+        <w:rPr>
+          <w:rFonts w:ascii="DaunPenh" w:hAnsi="DaunPenh" w:cs="DaunPenh"/>
+          <w:sz w:val="44"/>
+          <w:szCs w:val="96"/>
+          <w:lang w:bidi="km-KH"/>
+        </w:rPr>
+      </w:pPr>
+    </w:p>
+    <w:p>
+      <w:pPr>
+        <w:ind w:firstLine="720"/>
+        <w:rPr>
+          <w:rFonts w:ascii="DaunPenh" w:hAnsi="DaunPenh" w:cs="DaunPenh"/>
+          <w:sz w:val="44"/>
+          <w:szCs w:val="96"/>
+          <w:lang w:bidi="km-KH"/>
+        </w:rPr>
+      </w:pPr>
+    </w:p>
+    <w:p>
+      <w:pPr>
+        <w:ind w:firstLine="720"/>
+        <w:rPr>
+          <w:rFonts w:ascii="DaunPenh" w:hAnsi="DaunPenh" w:cs="DaunPenh"/>
+          <w:sz w:val="44"/>
+          <w:szCs w:val="96"/>
+          <w:lang w:bidi="km-KH"/>
+        </w:rPr>
+      </w:pPr>
+    </w:p>
+    <w:p>
+      <w:pPr>
+        <w:ind w:firstLine="720"/>
+        <w:rPr>
+          <w:rFonts w:cstheme="minorBidi"/>
+          <w:sz w:val="28"/>
+          <w:szCs w:val="48"/>
+          <w:lang w:bidi="km-KH"/>
+        </w:rPr>
+      </w:pPr>
+    </w:p>
+    <w:p>
+      <w:pPr>
+        <w:rPr>
+          <w:rFonts w:cstheme="minorBidi"/>
+          <w:sz w:val="28"/>
+          <w:szCs w:val="48"/>
+          <w:lang w:bidi="km-KH"/>
+        </w:rPr>
+      </w:pPr>
+    </w:p>
+    <w:p>
+      <w:pPr>
+        <w:rPr>
+          <w:rFonts w:cstheme="minorBidi"/>
+          <w:sz w:val="28"/>
+          <w:szCs w:val="48"/>
+          <w:lang w:bidi="km-KH"/>
+        </w:rPr>
+      </w:pPr>
+    </w:p>
+    <w:p>
+      <w:pPr>
+        <w:rPr>
+          <w:rFonts w:cstheme="minorBidi"/>
+          <w:sz w:val="28"/>
+          <w:szCs w:val="48"/>
+          <w:lang w:bidi="km-KH"/>
+        </w:rPr>
+      </w:pPr>
+    </w:p>
+    <w:p>
+      <w:pPr>
+        <w:rPr>
+          <w:rFonts w:cstheme="minorBidi"/>
+          <w:sz w:val="28"/>
+          <w:szCs w:val="48"/>
+          <w:lang w:bidi="km-KH"/>
+        </w:rPr>
+      </w:pPr>
+    </w:p>
+    <w:p>
+      <w:pPr>
+        <w:rPr>
+          <w:rFonts w:cstheme="minorBidi"/>
+          <w:sz w:val="28"/>
+          <w:szCs w:val="48"/>
+          <w:lang w:bidi="km-KH"/>
+        </w:rPr>
+      </w:pPr>
+    </w:p>
+    <w:p>
+      <w:pPr>
+        <w:rPr>
+          <w:rFonts w:cstheme="minorBidi"/>
+          <w:sz w:val="28"/>
+          <w:szCs w:val="48"/>
+          <w:lang w:bidi="km-KH"/>
+        </w:rPr>
+      </w:pPr>
+    </w:p>
+    <w:p>
+      <w:pPr>
+        <w:rPr>
+          <w:rFonts w:cstheme="minorBidi"/>
+          <w:sz w:val="28"/>
+          <w:szCs w:val="48"/>
+          <w:lang w:bidi="km-KH"/>
+        </w:rPr>
+      </w:pPr>
+    </w:p>
+    <w:p>
+      <w:pPr>
+        <w:rPr>
+          <w:rFonts w:cstheme="minorBidi"/>
+          <w:sz w:val="28"/>
+          <w:szCs w:val="48"/>
+          <w:lang w:bidi="km-KH"/>
+        </w:rPr>
+      </w:pPr>
+    </w:p>
+    <w:p>
+      <w:pPr>
+        <w:rPr>
+          <w:rFonts w:cstheme="minorBidi"/>
+          <w:sz w:val="28"/>
+          <w:szCs w:val="48"/>
+          <w:lang w:bidi="km-KH"/>
+        </w:rPr>
+      </w:pPr>
+    </w:p>
+    <w:p>
+      <w:pPr>
+        <w:rPr>
+          <w:rFonts w:cstheme="minorBidi"/>
+          <w:sz w:val="28"/>
+          <w:szCs w:val="48"/>
+          <w:lang w:bidi="km-KH"/>
+        </w:rPr>
+      </w:pPr>
+    </w:p>
+    <w:p>
+      <w:pPr>
+        <w:rPr>
+          <w:rFonts w:cstheme="minorBidi"/>
+          <w:sz w:val="28"/>
+          <w:szCs w:val="48"/>
+          <w:lang w:bidi="km-KH"/>
+        </w:rPr>
+      </w:pPr>
+    </w:p>
+    <w:p>
+      <w:pPr>
+        <w:rPr>
+          <w:rFonts w:cstheme="minorBidi"/>
+          <w:sz w:val="28"/>
+          <w:szCs w:val="48"/>
+          <w:lang w:bidi="km-KH"/>
+        </w:rPr>
+      </w:pPr>
+    </w:p>
+    <w:p>
+      <w:pPr>
+        <w:pStyle w:val="ListParagraph"/>
+        <w:numPr>
+          <w:ilvl w:val="0"/>
+          <w:numId w:val="2"/>
+        </w:numPr>
+        <w:rPr>
+          <w:rFonts w:cstheme="minorBidi"/>
+          <w:sz w:val="28"/>
+          <w:szCs w:val="48"/>
+          <w:lang w:bidi="km-KH"/>
+        </w:rPr>
+      </w:pPr>
+      <w:r>
+        <w:rPr>
+          <w:rFonts w:cstheme="minorBidi"/>
+          <w:sz w:val="28"/>
+          <w:szCs w:val="48"/>
+          <w:lang w:bidi="km-KH"/>
+        </w:rPr>
+        <w:t xml:space="preserve">We create on </w:t>
+      </w:r>
+      <w:proofErr w:type="spellStart"/>
+      <w:r>
+        <w:rPr>
+          <w:rFonts w:cstheme="minorBidi"/>
+          <w:sz w:val="28"/>
+          <w:szCs w:val="48"/>
+          <w:lang w:bidi="km-KH"/>
+        </w:rPr>
+        <w:t>wraper</w:t>
+      </w:r>
+      <w:proofErr w:type="spellEnd"/>
+      <w:r>
+        <w:rPr>
+          <w:rFonts w:cstheme="minorBidi"/>
+          <w:sz w:val="28"/>
+          <w:szCs w:val="48"/>
+          <w:lang w:bidi="km-KH"/>
+        </w:rPr>
+        <w:t xml:space="preserve"> class to for the counter: </w:t>
+      </w:r>
+    </w:p>
+    <w:p>
+      <w:pPr>
+        <w:rPr>
+          <w:rFonts w:cstheme="minorBidi"/>
+          <w:sz w:val="28"/>
+          <w:szCs w:val="48"/>
+          <w:lang w:bidi="km-KH"/>
+        </w:rPr>
+      </w:pPr>
+      <w:r>
+        <w:rPr>
+          <w:rFonts w:cstheme="minorBidi"/>
+          <w:sz w:val="28"/>
+          <w:szCs w:val="48"/>
+          <w:lang w:bidi="km-KH"/>
+        </w:rPr>
+        <w:t xml:space="preserve">&gt;&gt; ng g c counter-section </w:t>
+      </w:r>
+    </w:p>
+    <w:p>
+      <w:pPr>
+        <w:rPr>
+          <w:rFonts w:cstheme="minorBidi"/>
+          <w:sz w:val="28"/>
+          <w:szCs w:val="48"/>
+          <w:lang w:bidi="km-KH"/>
+        </w:rPr>
+      </w:pPr>
+    </w:p>
+    <w:p>
+      <w:pPr>
+        <w:rPr>
+          <w:rFonts w:cstheme="minorBidi"/>
+          <w:sz w:val="28"/>
+          <w:szCs w:val="48"/>
+          <w:lang w:bidi="km-KH"/>
+        </w:rPr>
+      </w:pPr>
+      <w:r>
+        <w:rPr>
+          <w:rFonts w:cstheme="minorBidi"/>
+          <w:sz w:val="28"/>
+          <w:szCs w:val="48"/>
+          <w:lang w:bidi="km-KH"/>
+        </w:rPr>
+        <w:drawing>
+          <wp:anchor distT="0" distB="0" distL="114300" distR="114300" simplePos="0" relativeHeight="251669504" behindDoc="1" locked="0" layoutInCell="1" allowOverlap="1" wp14:anchorId="73DD5DAD" wp14:editId="14C9B300">
+            <wp:simplePos x="0" y="0"/>
+            <wp:positionH relativeFrom="column">
+              <wp:posOffset>1061160</wp:posOffset>
+            </wp:positionH>
+            <wp:positionV relativeFrom="paragraph">
+              <wp:posOffset>82305</wp:posOffset>
+            </wp:positionV>
+            <wp:extent cx="4472411" cy="2771541"/>
+            <wp:effectExtent l="0" t="0" r="0" b="0"/>
+            <wp:wrapNone/>
+            <wp:docPr id="398328181" name="Picture 1"/>
+            <wp:cNvGraphicFramePr>
+              <a:graphicFrameLocks xmlns:a="http://schemas.openxmlformats.org/drawingml/2006/main" noChangeAspect="1"/>
+            </wp:cNvGraphicFramePr>
+            <a:graphic xmlns:a="http://schemas.openxmlformats.org/drawingml/2006/main">
+              <a:graphicData uri="http://schemas.openxmlformats.org/drawingml/2006/picture">
+                <pic:pic xmlns:pic="http://schemas.openxmlformats.org/drawingml/2006/picture">
+                  <pic:nvPicPr>
+                    <pic:cNvPr id="398328181" name=""/>
+                    <pic:cNvPicPr/>
+                  </pic:nvPicPr>
+                  <pic:blipFill>
+                    <a:blip r:embed="rId17">
+                      <a:extLst>
+                        <a:ext uri="{28A0092B-C50C-407E-A947-70E740481C1C}">
+                          <a14:useLocalDpi xmlns:a14="http://schemas.microsoft.com/office/drawing/2010/main" val="0"/>
+                        </a:ext>
+                      </a:extLst>
+                    </a:blip>
+                    <a:stretch>
+                      <a:fillRect/>
+                    </a:stretch>
+                  </pic:blipFill>
+                  <pic:spPr>
+                    <a:xfrm>
+                      <a:off x="0" y="0"/>
+                      <a:ext cx="4472411" cy="2771541"/>
+                    </a:xfrm>
+                    <a:prstGeom prst="rect">
+                      <a:avLst/>
+                    </a:prstGeom>
+                  </pic:spPr>
+                </pic:pic>
+              </a:graphicData>
+            </a:graphic>
+            <wp14:sizeRelH relativeFrom="page">
+              <wp14:pctWidth>0</wp14:pctWidth>
+            </wp14:sizeRelH>
+            <wp14:sizeRelV relativeFrom="page">
+              <wp14:pctHeight>0</wp14:pctHeight>
+            </wp14:sizeRelV>
+          </wp:anchor>
+        </w:drawing>
+      </w:r>
+    </w:p>
+    <w:p>
+      <w:pPr>
+        <w:rPr>
+          <w:rFonts w:cstheme="minorBidi"/>
+          <w:sz w:val="28"/>
+          <w:szCs w:val="48"/>
+          <w:lang w:bidi="km-KH"/>
+        </w:rPr>
+      </w:pPr>
+    </w:p>
+    <w:p>
+      <w:pPr>
+        <w:rPr>
+          <w:rFonts w:cstheme="minorBidi"/>
+          <w:sz w:val="28"/>
+          <w:szCs w:val="48"/>
+          <w:lang w:bidi="km-KH"/>
+        </w:rPr>
+      </w:pPr>
+    </w:p>
+    <w:p>
+      <w:pPr>
+        <w:rPr>
+          <w:rFonts w:cstheme="minorBidi"/>
+          <w:sz w:val="28"/>
+          <w:szCs w:val="48"/>
+          <w:lang w:bidi="km-KH"/>
+        </w:rPr>
+      </w:pPr>
+    </w:p>
+    <w:p>
+      <w:pPr>
+        <w:rPr>
+          <w:rFonts w:cstheme="minorBidi"/>
+          <w:sz w:val="28"/>
+          <w:szCs w:val="48"/>
+          <w:lang w:bidi="km-KH"/>
+        </w:rPr>
+      </w:pPr>
+    </w:p>
+    <w:p>
+      <w:pPr>
+        <w:rPr>
+          <w:rFonts w:cstheme="minorBidi"/>
+          <w:sz w:val="28"/>
+          <w:szCs w:val="48"/>
+          <w:lang w:bidi="km-KH"/>
+        </w:rPr>
+      </w:pPr>
+    </w:p>
+    <w:p>
+      <w:pPr>
+        <w:rPr>
+          <w:rFonts w:cstheme="minorBidi"/>
+          <w:sz w:val="28"/>
+          <w:szCs w:val="48"/>
+          <w:lang w:bidi="km-KH"/>
+        </w:rPr>
+      </w:pPr>
+    </w:p>
+    <w:p>
+      <w:pPr>
+        <w:rPr>
+          <w:rFonts w:cstheme="minorBidi"/>
+          <w:sz w:val="28"/>
+          <w:szCs w:val="48"/>
+          <w:lang w:bidi="km-KH"/>
+        </w:rPr>
+      </w:pPr>
+    </w:p>
+    <w:p>
+      <w:pPr>
+        <w:rPr>
+          <w:rFonts w:cstheme="minorBidi"/>
+          <w:sz w:val="28"/>
+          <w:szCs w:val="48"/>
+          <w:lang w:bidi="km-KH"/>
+        </w:rPr>
+      </w:pPr>
+    </w:p>
+    <w:p>
+      <w:pPr>
+        <w:rPr>
+          <w:rFonts w:cstheme="minorBidi"/>
+          <w:sz w:val="28"/>
+          <w:szCs w:val="48"/>
+          <w:lang w:bidi="km-KH"/>
+        </w:rPr>
+      </w:pPr>
+    </w:p>
+    <w:p>
+      <w:pPr>
+        <w:rPr>
+          <w:rFonts w:cstheme="minorBidi"/>
+          <w:sz w:val="28"/>
+          <w:szCs w:val="48"/>
+          <w:lang w:bidi="km-KH"/>
+        </w:rPr>
+      </w:pPr>
+    </w:p>
+    <w:p>
+      <w:pPr>
+        <w:rPr>
+          <w:rFonts w:cstheme="minorBidi"/>
+          <w:sz w:val="28"/>
+          <w:szCs w:val="48"/>
+          <w:lang w:bidi="km-KH"/>
+        </w:rPr>
+      </w:pPr>
+    </w:p>
+    <w:p>
+      <w:pPr>
+        <w:rPr>
+          <w:rFonts w:cstheme="minorBidi"/>
+          <w:sz w:val="28"/>
+          <w:szCs w:val="48"/>
+          <w:lang w:bidi="km-KH"/>
+        </w:rPr>
+      </w:pPr>
+    </w:p>
+    <w:p>
+      <w:pPr>
+        <w:rPr>
+          <w:rFonts w:cstheme="minorBidi"/>
+          <w:sz w:val="28"/>
+          <w:szCs w:val="48"/>
+          <w:lang w:bidi="km-KH"/>
+        </w:rPr>
+      </w:pPr>
+    </w:p>
+    <w:p>
+      <w:pPr>
+        <w:rPr>
+          <w:rFonts w:cstheme="minorBidi"/>
+          <w:sz w:val="28"/>
+          <w:szCs w:val="48"/>
+          <w:lang w:bidi="km-KH"/>
+        </w:rPr>
+      </w:pPr>
+    </w:p>
+    <w:p>
+      <w:pPr>
+        <w:rPr>
+          <w:rFonts w:cstheme="minorBidi"/>
+          <w:sz w:val="28"/>
+          <w:szCs w:val="48"/>
+          <w:lang w:bidi="km-KH"/>
+        </w:rPr>
+      </w:pPr>
+      <w:r>
+        <w:rPr>
+          <w:rFonts w:cstheme="minorBidi"/>
+          <w:sz w:val="28"/>
+          <w:szCs w:val="48"/>
+          <w:lang w:bidi="km-KH"/>
+        </w:rPr>
+        <w:t xml:space="preserve">In the html we </w:t>
+      </w:r>
+      <w:proofErr w:type="gramStart"/>
+      <w:r>
+        <w:rPr>
+          <w:rFonts w:cstheme="minorBidi"/>
+          <w:sz w:val="28"/>
+          <w:szCs w:val="48"/>
+          <w:lang w:bidi="km-KH"/>
+        </w:rPr>
+        <w:t>use :</w:t>
+      </w:r>
+      <w:proofErr w:type="gramEnd"/>
+      <w:r>
+        <w:rPr>
+          <w:rFonts w:cstheme="minorBidi"/>
+          <w:sz w:val="28"/>
+          <w:szCs w:val="48"/>
+          <w:lang w:bidi="km-KH"/>
+        </w:rPr>
+        <w:t xml:space="preserve"> </w:t>
+      </w:r>
+    </w:p>
+    <w:p>
+      <w:pPr>
+        <w:shd w:val="clear" w:color="auto" w:fill="121314"/>
+        <w:spacing w:line="270" w:lineRule="atLeast"/>
+        <w:rPr>
+          <w:rFonts w:ascii="Menlo" w:eastAsia="Times New Roman" w:hAnsi="Menlo" w:cs="Menlo"/>
+          <w:color w:val="BBBEBF"/>
+          <w:kern w:val="0"/>
+          <w:sz w:val="18"/>
+          <w:szCs w:val="18"/>
+          <w:lang w:val="en-GB" w:eastAsia="en-GB" w:bidi="ar-SA"/>
+          <w14:ligatures w14:val="none"/>
+        </w:rPr>
+      </w:pPr>
+      <w:proofErr w:type="gramStart"/>
+      <w:r>
+        <w:rPr>
+          <w:rFonts w:ascii="Menlo" w:eastAsia="Times New Roman" w:hAnsi="Menlo" w:cs="Menlo"/>
+          <w:color w:val="C9D1D9"/>
+          <w:kern w:val="0"/>
+          <w:sz w:val="18"/>
+          <w:szCs w:val="18"/>
+          <w:lang w:val="en-GB" w:eastAsia="en-GB" w:bidi="ar-SA"/>
+          <w14:ligatures w14:val="none"/>
+        </w:rPr>
+        <w:t>providers</w:t>
+      </w:r>
+      <w:r>
+        <w:rPr>
+          <w:rFonts w:ascii="Menlo" w:eastAsia="Times New Roman" w:hAnsi="Menlo" w:cs="Menlo"/>
+          <w:color w:val="9CDCFE"/>
+          <w:kern w:val="0"/>
+          <w:sz w:val="18"/>
+          <w:szCs w:val="18"/>
+          <w:lang w:val="en-GB" w:eastAsia="en-GB" w:bidi="ar-SA"/>
+          <w14:ligatures w14:val="none"/>
+        </w:rPr>
+        <w:t>:</w:t>
+      </w:r>
+      <w:r>
+        <w:rPr>
+          <w:rFonts w:ascii="Menlo" w:eastAsia="Times New Roman" w:hAnsi="Menlo" w:cs="Menlo"/>
+          <w:color w:val="C9D1D9"/>
+          <w:kern w:val="0"/>
+          <w:sz w:val="18"/>
+          <w:szCs w:val="18"/>
+          <w:lang w:val="en-GB" w:eastAsia="en-GB" w:bidi="ar-SA"/>
+          <w14:ligatures w14:val="none"/>
+        </w:rPr>
+        <w:t>[</w:t>
+      </w:r>
+      <w:proofErr w:type="spellStart"/>
+      <w:proofErr w:type="gramEnd"/>
+      <w:r>
+        <w:rPr>
+          <w:rFonts w:ascii="Menlo" w:eastAsia="Times New Roman" w:hAnsi="Menlo" w:cs="Menlo"/>
+          <w:color w:val="4EC9B0"/>
+          <w:kern w:val="0"/>
+          <w:sz w:val="18"/>
+          <w:szCs w:val="18"/>
+          <w:lang w:val="en-GB" w:eastAsia="en-GB" w:bidi="ar-SA"/>
+          <w14:ligatures w14:val="none"/>
+        </w:rPr>
+        <w:t>CounterServic</w:t>
+      </w:r>
+      <w:proofErr w:type="spellEnd"/>
+      <w:r>
+        <w:rPr>
+          <w:rFonts w:ascii="Menlo" w:eastAsia="Times New Roman" w:hAnsi="Menlo" w:cs="Menlo"/>
+          <w:color w:val="C9D1D9"/>
+          <w:kern w:val="0"/>
+          <w:sz w:val="18"/>
+          <w:szCs w:val="18"/>
+          <w:lang w:val="en-GB" w:eastAsia="en-GB" w:bidi="ar-SA"/>
+          <w14:ligatures w14:val="none"/>
+        </w:rPr>
+        <w:t>]</w:t>
+      </w:r>
+    </w:p>
+    <w:p>
+      <w:pPr>
+        <w:rPr>
+          <w:rFonts w:cstheme="minorBidi"/>
+          <w:sz w:val="28"/>
+          <w:szCs w:val="48"/>
+          <w:lang w:bidi="km-KH"/>
+        </w:rPr>
+      </w:pPr>
+    </w:p>
+    <w:p>
+      <w:pPr>
+        <w:rPr>
+          <w:rFonts w:ascii="DaunPenh" w:hAnsi="DaunPenh" w:cs="DaunPenh"/>
+          <w:szCs w:val="60"/>
+          <w:lang w:bidi="km-KH"/>
+        </w:rPr>
+      </w:pPr>
+      <w:proofErr w:type="spellStart"/>
+      <w:r>
+        <w:rPr>
+          <w:rFonts w:ascii="DaunPenh" w:hAnsi="DaunPenh" w:cs="DaunPenh"/>
+          <w:szCs w:val="60"/>
+          <w:lang w:bidi="km-KH"/>
+        </w:rPr>
+        <w:lastRenderedPageBreak/>
+        <w:t>ដើម្បីធ្វើការ</w:t>
+      </w:r>
+      <w:proofErr w:type="spellEnd"/>
+      <w:r>
+        <w:rPr>
+          <w:rFonts w:ascii="DaunPenh" w:hAnsi="DaunPenh" w:cs="DaunPenh"/>
+          <w:szCs w:val="60"/>
+          <w:lang w:bidi="km-KH"/>
+        </w:rPr>
+        <w:t xml:space="preserve"> </w:t>
+      </w:r>
+      <w:proofErr w:type="spellStart"/>
+      <w:r>
+        <w:rPr>
+          <w:rFonts w:ascii="DaunPenh" w:hAnsi="DaunPenh" w:cs="DaunPenh"/>
+          <w:szCs w:val="60"/>
+          <w:lang w:bidi="km-KH"/>
+        </w:rPr>
+        <w:t>កំណត</w:t>
+      </w:r>
+      <w:proofErr w:type="spellEnd"/>
+      <w:r>
+        <w:rPr>
+          <w:rFonts w:ascii="DaunPenh" w:hAnsi="DaunPenh" w:cs="DaunPenh"/>
+          <w:szCs w:val="60"/>
+          <w:lang w:bidi="km-KH"/>
+        </w:rPr>
+        <w:t xml:space="preserve">់ scope </w:t>
+      </w:r>
+      <w:proofErr w:type="spellStart"/>
+      <w:r>
+        <w:rPr>
+          <w:rFonts w:ascii="DaunPenh" w:hAnsi="DaunPenh" w:cs="DaunPenh"/>
+          <w:szCs w:val="60"/>
+          <w:lang w:bidi="km-KH"/>
+        </w:rPr>
+        <w:t>របស</w:t>
+      </w:r>
+      <w:proofErr w:type="spellEnd"/>
+      <w:r>
+        <w:rPr>
+          <w:rFonts w:ascii="DaunPenh" w:hAnsi="DaunPenh" w:cs="DaunPenh"/>
+          <w:szCs w:val="60"/>
+          <w:lang w:bidi="km-KH"/>
+        </w:rPr>
+        <w:t xml:space="preserve">់ component counter-section </w:t>
+      </w:r>
+      <w:proofErr w:type="spellStart"/>
+      <w:r>
+        <w:rPr>
+          <w:rFonts w:ascii="DaunPenh" w:hAnsi="DaunPenh" w:cs="DaunPenh"/>
+          <w:szCs w:val="60"/>
+          <w:lang w:bidi="km-KH"/>
+        </w:rPr>
+        <w:t>រាល់ដង់សំរាប</w:t>
+      </w:r>
+      <w:proofErr w:type="spellEnd"/>
+      <w:r>
+        <w:rPr>
+          <w:rFonts w:ascii="DaunPenh" w:hAnsi="DaunPenh" w:cs="DaunPenh"/>
+          <w:szCs w:val="60"/>
+          <w:lang w:bidi="km-KH"/>
+        </w:rPr>
+        <w:t xml:space="preserve">់ service the root is the </w:t>
+      </w:r>
+      <w:proofErr w:type="spellStart"/>
+      <w:r>
+        <w:rPr>
+          <w:rFonts w:ascii="DaunPenh" w:hAnsi="DaunPenh" w:cs="DaunPenh"/>
+          <w:szCs w:val="60"/>
+          <w:lang w:bidi="km-KH"/>
+        </w:rPr>
+        <w:t>scrop</w:t>
+      </w:r>
+      <w:proofErr w:type="spellEnd"/>
+      <w:r>
+        <w:rPr>
+          <w:rFonts w:ascii="DaunPenh" w:hAnsi="DaunPenh" w:cs="DaunPenh"/>
+          <w:szCs w:val="60"/>
+          <w:lang w:bidi="km-KH"/>
+        </w:rPr>
+        <w:t xml:space="preserve"> when it as for the state it will as for the root scope so when we put the provider in the component it will us the component for his memory. </w:t>
+      </w:r>
+    </w:p>
+    <w:p>
+      <w:pPr>
+        <w:rPr>
+          <w:rFonts w:ascii="DaunPenh" w:hAnsi="DaunPenh" w:cs="DaunPenh"/>
+          <w:szCs w:val="60"/>
+          <w:lang w:bidi="km-KH"/>
+        </w:rPr>
+      </w:pPr>
+      <w:r>
+        <w:rPr>
+          <w:rFonts w:ascii="DaunPenh" w:hAnsi="DaunPenh" w:cs="DaunPenh"/>
+          <w:sz w:val="28"/>
+          <w:szCs w:val="48"/>
+          <w:lang w:bidi="km-KH"/>
+        </w:rPr>
+        <w:drawing>
+          <wp:anchor distT="0" distB="0" distL="114300" distR="114300" simplePos="0" relativeHeight="251670528" behindDoc="1" locked="0" layoutInCell="1" allowOverlap="1" wp14:anchorId="632F5463" wp14:editId="66802121">
+            <wp:simplePos x="0" y="0"/>
+            <wp:positionH relativeFrom="column">
+              <wp:posOffset>427418</wp:posOffset>
+            </wp:positionH>
+            <wp:positionV relativeFrom="paragraph">
+              <wp:posOffset>217422</wp:posOffset>
+            </wp:positionV>
+            <wp:extent cx="5658415" cy="3182957"/>
+            <wp:effectExtent l="0" t="0" r="0" b="5080"/>
+            <wp:wrapNone/>
+            <wp:docPr id="15038126" name="Picture 1"/>
+            <wp:cNvGraphicFramePr>
+              <a:graphicFrameLocks xmlns:a="http://schemas.openxmlformats.org/drawingml/2006/main" noChangeAspect="1"/>
+            </wp:cNvGraphicFramePr>
+            <a:graphic xmlns:a="http://schemas.openxmlformats.org/drawingml/2006/main">
+              <a:graphicData uri="http://schemas.openxmlformats.org/drawingml/2006/picture">
+                <pic:pic xmlns:pic="http://schemas.openxmlformats.org/drawingml/2006/picture">
+                  <pic:nvPicPr>
+                    <pic:cNvPr id="15038126" name=""/>
+                    <pic:cNvPicPr/>
+                  </pic:nvPicPr>
+                  <pic:blipFill>
+                    <a:blip r:embed="rId18">
+                      <a:extLst>
+                        <a:ext uri="{28A0092B-C50C-407E-A947-70E740481C1C}">
+                          <a14:useLocalDpi xmlns:a14="http://schemas.microsoft.com/office/drawing/2010/main" val="0"/>
+                        </a:ext>
+                      </a:extLst>
+                    </a:blip>
+                    <a:stretch>
+                      <a:fillRect/>
+                    </a:stretch>
+                  </pic:blipFill>
+                  <pic:spPr>
+                    <a:xfrm>
+                      <a:off x="0" y="0"/>
+                      <a:ext cx="5658415" cy="3182957"/>
+                    </a:xfrm>
+                    <a:prstGeom prst="rect">
+                      <a:avLst/>
+                    </a:prstGeom>
+                  </pic:spPr>
+                </pic:pic>
+              </a:graphicData>
+            </a:graphic>
+            <wp14:sizeRelH relativeFrom="page">
+              <wp14:pctWidth>0</wp14:pctWidth>
+            </wp14:sizeRelH>
+            <wp14:sizeRelV relativeFrom="page">
+              <wp14:pctHeight>0</wp14:pctHeight>
+            </wp14:sizeRelV>
+          </wp:anchor>
+        </w:drawing>
+      </w:r>
+    </w:p>
+    <w:p>
+      <w:pPr>
+        <w:rPr>
+          <w:rFonts w:ascii="DaunPenh" w:hAnsi="DaunPenh" w:cs="DaunPenh"/>
+          <w:sz w:val="28"/>
+          <w:szCs w:val="48"/>
+          <w:lang w:bidi="km-KH"/>
+        </w:rPr>
+      </w:pPr>
+    </w:p>
+    <w:p>
+      <w:pPr>
+        <w:rPr>
+          <w:rFonts w:cstheme="minorBidi"/>
+          <w:sz w:val="28"/>
+          <w:szCs w:val="48"/>
+          <w:lang w:bidi="km-KH"/>
+        </w:rPr>
+      </w:pPr>
+    </w:p>
+    <w:p>
+      <w:pPr>
+        <w:rPr>
+          <w:rFonts w:cstheme="minorBidi"/>
+          <w:sz w:val="28"/>
+          <w:szCs w:val="48"/>
+          <w:lang w:bidi="km-KH"/>
+        </w:rPr>
+      </w:pPr>
+    </w:p>
+    <w:p>
+      <w:pPr>
+        <w:rPr>
+          <w:rFonts w:cstheme="minorBidi"/>
+          <w:sz w:val="28"/>
+          <w:szCs w:val="48"/>
+          <w:lang w:bidi="km-KH"/>
+        </w:rPr>
+      </w:pPr>
+    </w:p>
+    <w:p>
+      <w:pPr>
+        <w:rPr>
+          <w:rFonts w:cstheme="minorBidi"/>
+          <w:sz w:val="28"/>
+          <w:szCs w:val="48"/>
+          <w:lang w:bidi="km-KH"/>
+        </w:rPr>
+      </w:pPr>
+    </w:p>
+    <w:p>
+      <w:pPr>
+        <w:rPr>
+          <w:rFonts w:cstheme="minorBidi"/>
+          <w:sz w:val="28"/>
+          <w:szCs w:val="48"/>
+          <w:lang w:bidi="km-KH"/>
+        </w:rPr>
+      </w:pPr>
+    </w:p>
+    <w:p>
+      <w:pPr>
+        <w:rPr>
+          <w:rFonts w:cstheme="minorBidi"/>
+          <w:sz w:val="28"/>
+          <w:szCs w:val="48"/>
+          <w:lang w:bidi="km-KH"/>
+        </w:rPr>
+      </w:pPr>
+    </w:p>
+    <w:p>
+      <w:pPr>
+        <w:rPr>
+          <w:rFonts w:cstheme="minorBidi"/>
+          <w:sz w:val="28"/>
+          <w:szCs w:val="48"/>
+          <w:lang w:bidi="km-KH"/>
+        </w:rPr>
+      </w:pPr>
+    </w:p>
+    <w:p>
+      <w:pPr>
+        <w:rPr>
+          <w:rFonts w:cstheme="minorBidi"/>
+          <w:sz w:val="28"/>
+          <w:szCs w:val="48"/>
+          <w:lang w:bidi="km-KH"/>
+        </w:rPr>
+      </w:pPr>
+    </w:p>
+    <w:p>
+      <w:pPr>
+        <w:rPr>
+          <w:rFonts w:cstheme="minorBidi"/>
+          <w:sz w:val="28"/>
+          <w:szCs w:val="48"/>
+          <w:lang w:bidi="km-KH"/>
+        </w:rPr>
+      </w:pPr>
+    </w:p>
+    <w:p>
+      <w:pPr>
+        <w:rPr>
+          <w:rFonts w:cstheme="minorBidi"/>
+          <w:sz w:val="28"/>
+          <w:szCs w:val="48"/>
+          <w:lang w:bidi="km-KH"/>
+        </w:rPr>
+      </w:pPr>
+    </w:p>
+    <w:p>
+      <w:pPr>
+        <w:rPr>
+          <w:rFonts w:cstheme="minorBidi"/>
+          <w:sz w:val="28"/>
+          <w:szCs w:val="48"/>
+          <w:lang w:bidi="km-KH"/>
+        </w:rPr>
+      </w:pPr>
+    </w:p>
+    <w:p>
+      <w:pPr>
+        <w:rPr>
+          <w:rFonts w:cstheme="minorBidi"/>
+          <w:sz w:val="28"/>
+          <w:szCs w:val="48"/>
+          <w:lang w:bidi="km-KH"/>
+        </w:rPr>
+      </w:pPr>
+    </w:p>
+    <w:p>
+      <w:pPr>
+        <w:rPr>
+          <w:rFonts w:cstheme="minorBidi"/>
+          <w:sz w:val="28"/>
+          <w:szCs w:val="48"/>
+          <w:lang w:bidi="km-KH"/>
+        </w:rPr>
+      </w:pPr>
+    </w:p>
+    <w:p>
+      <w:pPr>
+        <w:rPr>
+          <w:rFonts w:cstheme="minorBidi"/>
+          <w:sz w:val="28"/>
+          <w:szCs w:val="48"/>
+          <w:lang w:bidi="km-KH"/>
+        </w:rPr>
+      </w:pPr>
+    </w:p>
+    <w:p>
+      <w:pPr>
+        <w:rPr>
+          <w:rFonts w:cstheme="minorBidi"/>
+          <w:sz w:val="28"/>
+          <w:szCs w:val="48"/>
+          <w:lang w:bidi="km-KH"/>
+        </w:rPr>
+      </w:pPr>
+    </w:p>
+    <w:p>
+      <w:pPr>
+        <w:shd w:val="clear" w:color="auto" w:fill="121314"/>
+        <w:spacing w:line="270" w:lineRule="atLeast"/>
+        <w:rPr>
+          <w:rFonts w:ascii="Menlo" w:eastAsia="Times New Roman" w:hAnsi="Menlo" w:cs="Menlo"/>
+          <w:color w:val="BBBEBF"/>
+          <w:kern w:val="0"/>
+          <w:sz w:val="18"/>
+          <w:szCs w:val="18"/>
+          <w:lang w:val="en-GB" w:eastAsia="en-GB" w:bidi="ar-SA"/>
+          <w14:ligatures w14:val="none"/>
+        </w:rPr>
+      </w:pPr>
+      <w:r>
+        <w:rPr>
+          <w:rFonts w:ascii="Menlo" w:eastAsia="Times New Roman" w:hAnsi="Menlo" w:cs="Menlo"/>
+          <w:color w:val="808080"/>
+          <w:kern w:val="0"/>
+          <w:sz w:val="18"/>
+          <w:szCs w:val="18"/>
+          <w:lang w:val="en-GB" w:eastAsia="en-GB" w:bidi="ar-SA"/>
+          <w14:ligatures w14:val="none"/>
+        </w:rPr>
+        <w:t>&lt;</w:t>
+      </w:r>
+      <w:r>
+        <w:rPr>
+          <w:rFonts w:ascii="Menlo" w:eastAsia="Times New Roman" w:hAnsi="Menlo" w:cs="Menlo"/>
+          <w:color w:val="7EE787"/>
+          <w:kern w:val="0"/>
+          <w:sz w:val="18"/>
+          <w:szCs w:val="18"/>
+          <w:lang w:val="en-GB" w:eastAsia="en-GB" w:bidi="ar-SA"/>
+          <w14:ligatures w14:val="none"/>
+        </w:rPr>
+        <w:t>div</w:t>
+      </w:r>
+      <w:r>
+        <w:rPr>
+          <w:rFonts w:ascii="Menlo" w:eastAsia="Times New Roman" w:hAnsi="Menlo" w:cs="Menlo"/>
+          <w:color w:val="BBBEBF"/>
+          <w:kern w:val="0"/>
+          <w:sz w:val="18"/>
+          <w:szCs w:val="18"/>
+          <w:lang w:val="en-GB" w:eastAsia="en-GB" w:bidi="ar-SA"/>
+          <w14:ligatures w14:val="none"/>
+        </w:rPr>
+        <w:t xml:space="preserve"> </w:t>
+      </w:r>
+      <w:r>
+        <w:rPr>
+          <w:rFonts w:ascii="Menlo" w:eastAsia="Times New Roman" w:hAnsi="Menlo" w:cs="Menlo"/>
+          <w:color w:val="9CDCFE"/>
+          <w:kern w:val="0"/>
+          <w:sz w:val="18"/>
+          <w:szCs w:val="18"/>
+          <w:lang w:val="en-GB" w:eastAsia="en-GB" w:bidi="ar-SA"/>
+          <w14:ligatures w14:val="none"/>
+        </w:rPr>
+        <w:t>class</w:t>
+      </w:r>
+      <w:r>
+        <w:rPr>
+          <w:rFonts w:ascii="Menlo" w:eastAsia="Times New Roman" w:hAnsi="Menlo" w:cs="Menlo"/>
+          <w:color w:val="BBBEBF"/>
+          <w:kern w:val="0"/>
+          <w:sz w:val="18"/>
+          <w:szCs w:val="18"/>
+          <w:lang w:val="en-GB" w:eastAsia="en-GB" w:bidi="ar-SA"/>
+          <w14:ligatures w14:val="none"/>
+        </w:rPr>
+        <w:t>=</w:t>
+      </w:r>
+      <w:r>
+        <w:rPr>
+          <w:rFonts w:ascii="Menlo" w:eastAsia="Times New Roman" w:hAnsi="Menlo" w:cs="Menlo"/>
+          <w:color w:val="A5D6FF"/>
+          <w:kern w:val="0"/>
+          <w:sz w:val="18"/>
+          <w:szCs w:val="18"/>
+          <w:lang w:val="en-GB" w:eastAsia="en-GB" w:bidi="ar-SA"/>
+          <w14:ligatures w14:val="none"/>
+        </w:rPr>
+        <w:t>"counter-section"</w:t>
+      </w:r>
+      <w:r>
+        <w:rPr>
+          <w:rFonts w:ascii="Menlo" w:eastAsia="Times New Roman" w:hAnsi="Menlo" w:cs="Menlo"/>
+          <w:color w:val="808080"/>
+          <w:kern w:val="0"/>
+          <w:sz w:val="18"/>
+          <w:szCs w:val="18"/>
+          <w:lang w:val="en-GB" w:eastAsia="en-GB" w:bidi="ar-SA"/>
+          <w14:ligatures w14:val="none"/>
+        </w:rPr>
+        <w:t>&gt;</w:t>
+      </w:r>
+    </w:p>
+    <w:p>
+      <w:pPr>
+        <w:shd w:val="clear" w:color="auto" w:fill="121314"/>
+        <w:spacing w:line="270" w:lineRule="atLeast"/>
+        <w:rPr>
+          <w:rFonts w:ascii="Menlo" w:eastAsia="Times New Roman" w:hAnsi="Menlo" w:cs="Menlo"/>
+          <w:color w:val="BBBEBF"/>
+          <w:kern w:val="0"/>
+          <w:sz w:val="18"/>
+          <w:szCs w:val="18"/>
+          <w:lang w:val="en-GB" w:eastAsia="en-GB" w:bidi="ar-SA"/>
+          <w14:ligatures w14:val="none"/>
+        </w:rPr>
+      </w:pPr>
+      <w:r>
+        <w:rPr>
+          <w:rFonts w:ascii="Menlo" w:eastAsia="Times New Roman" w:hAnsi="Menlo" w:cs="Menlo"/>
+          <w:color w:val="BBBEBF"/>
+          <w:kern w:val="0"/>
+          <w:sz w:val="18"/>
+          <w:szCs w:val="18"/>
+          <w:lang w:val="en-GB" w:eastAsia="en-GB" w:bidi="ar-SA"/>
+          <w14:ligatures w14:val="none"/>
+        </w:rPr>
+        <w:t xml:space="preserve">    </w:t>
+      </w:r>
+      <w:r>
+        <w:rPr>
+          <w:rFonts w:ascii="Menlo" w:eastAsia="Times New Roman" w:hAnsi="Menlo" w:cs="Menlo"/>
+          <w:color w:val="808080"/>
+          <w:kern w:val="0"/>
+          <w:sz w:val="18"/>
+          <w:szCs w:val="18"/>
+          <w:lang w:val="en-GB" w:eastAsia="en-GB" w:bidi="ar-SA"/>
+          <w14:ligatures w14:val="none"/>
+        </w:rPr>
+        <w:t>&lt;</w:t>
+      </w:r>
+      <w:r>
+        <w:rPr>
+          <w:rFonts w:ascii="Menlo" w:eastAsia="Times New Roman" w:hAnsi="Menlo" w:cs="Menlo"/>
+          <w:color w:val="7EE787"/>
+          <w:kern w:val="0"/>
+          <w:sz w:val="18"/>
+          <w:szCs w:val="18"/>
+          <w:lang w:val="en-GB" w:eastAsia="en-GB" w:bidi="ar-SA"/>
+          <w14:ligatures w14:val="none"/>
+        </w:rPr>
+        <w:t>app-counter-display</w:t>
+      </w:r>
+      <w:r>
+        <w:rPr>
+          <w:rFonts w:ascii="Menlo" w:eastAsia="Times New Roman" w:hAnsi="Menlo" w:cs="Menlo"/>
+          <w:color w:val="808080"/>
+          <w:kern w:val="0"/>
+          <w:sz w:val="18"/>
+          <w:szCs w:val="18"/>
+          <w:lang w:val="en-GB" w:eastAsia="en-GB" w:bidi="ar-SA"/>
+          <w14:ligatures w14:val="none"/>
+        </w:rPr>
+        <w:t>&gt;&lt;/</w:t>
+      </w:r>
+      <w:r>
+        <w:rPr>
+          <w:rFonts w:ascii="Menlo" w:eastAsia="Times New Roman" w:hAnsi="Menlo" w:cs="Menlo"/>
+          <w:color w:val="7EE787"/>
+          <w:kern w:val="0"/>
+          <w:sz w:val="18"/>
+          <w:szCs w:val="18"/>
+          <w:lang w:val="en-GB" w:eastAsia="en-GB" w:bidi="ar-SA"/>
+          <w14:ligatures w14:val="none"/>
+        </w:rPr>
+        <w:t>app-counter-display</w:t>
+      </w:r>
+      <w:r>
+        <w:rPr>
+          <w:rFonts w:ascii="Menlo" w:eastAsia="Times New Roman" w:hAnsi="Menlo" w:cs="Menlo"/>
+          <w:color w:val="808080"/>
+          <w:kern w:val="0"/>
+          <w:sz w:val="18"/>
+          <w:szCs w:val="18"/>
+          <w:lang w:val="en-GB" w:eastAsia="en-GB" w:bidi="ar-SA"/>
+          <w14:ligatures w14:val="none"/>
+        </w:rPr>
+        <w:t>&gt;</w:t>
+      </w:r>
+    </w:p>
+    <w:p>
+      <w:pPr>
+        <w:shd w:val="clear" w:color="auto" w:fill="121314"/>
+        <w:spacing w:line="270" w:lineRule="atLeast"/>
+        <w:rPr>
+          <w:rFonts w:ascii="Menlo" w:eastAsia="Times New Roman" w:hAnsi="Menlo" w:cs="Menlo"/>
+          <w:color w:val="BBBEBF"/>
+          <w:kern w:val="0"/>
+          <w:sz w:val="18"/>
+          <w:szCs w:val="18"/>
+          <w:lang w:val="en-GB" w:eastAsia="en-GB" w:bidi="ar-SA"/>
+          <w14:ligatures w14:val="none"/>
+        </w:rPr>
+      </w:pPr>
+      <w:r>
+        <w:rPr>
+          <w:rFonts w:ascii="Menlo" w:eastAsia="Times New Roman" w:hAnsi="Menlo" w:cs="Menlo"/>
+          <w:color w:val="BBBEBF"/>
+          <w:kern w:val="0"/>
+          <w:sz w:val="18"/>
+          <w:szCs w:val="18"/>
+          <w:lang w:val="en-GB" w:eastAsia="en-GB" w:bidi="ar-SA"/>
+          <w14:ligatures w14:val="none"/>
+        </w:rPr>
+        <w:t xml:space="preserve">    </w:t>
+      </w:r>
+      <w:r>
+        <w:rPr>
+          <w:rFonts w:ascii="Menlo" w:eastAsia="Times New Roman" w:hAnsi="Menlo" w:cs="Menlo"/>
+          <w:color w:val="808080"/>
+          <w:kern w:val="0"/>
+          <w:sz w:val="18"/>
+          <w:szCs w:val="18"/>
+          <w:lang w:val="en-GB" w:eastAsia="en-GB" w:bidi="ar-SA"/>
+          <w14:ligatures w14:val="none"/>
+        </w:rPr>
+        <w:t>&lt;</w:t>
+      </w:r>
+      <w:r>
+        <w:rPr>
+          <w:rFonts w:ascii="Menlo" w:eastAsia="Times New Roman" w:hAnsi="Menlo" w:cs="Menlo"/>
+          <w:color w:val="7EE787"/>
+          <w:kern w:val="0"/>
+          <w:sz w:val="18"/>
+          <w:szCs w:val="18"/>
+          <w:lang w:val="en-GB" w:eastAsia="en-GB" w:bidi="ar-SA"/>
+          <w14:ligatures w14:val="none"/>
+        </w:rPr>
+        <w:t>app-counter-status</w:t>
+      </w:r>
+      <w:r>
+        <w:rPr>
+          <w:rFonts w:ascii="Menlo" w:eastAsia="Times New Roman" w:hAnsi="Menlo" w:cs="Menlo"/>
+          <w:color w:val="808080"/>
+          <w:kern w:val="0"/>
+          <w:sz w:val="18"/>
+          <w:szCs w:val="18"/>
+          <w:lang w:val="en-GB" w:eastAsia="en-GB" w:bidi="ar-SA"/>
+          <w14:ligatures w14:val="none"/>
+        </w:rPr>
+        <w:t>&gt;&lt;/</w:t>
+      </w:r>
+      <w:r>
+        <w:rPr>
+          <w:rFonts w:ascii="Menlo" w:eastAsia="Times New Roman" w:hAnsi="Menlo" w:cs="Menlo"/>
+          <w:color w:val="7EE787"/>
+          <w:kern w:val="0"/>
+          <w:sz w:val="18"/>
+          <w:szCs w:val="18"/>
+          <w:lang w:val="en-GB" w:eastAsia="en-GB" w:bidi="ar-SA"/>
+          <w14:ligatures w14:val="none"/>
+        </w:rPr>
+        <w:t>app-counter-status</w:t>
+      </w:r>
+      <w:r>
+        <w:rPr>
+          <w:rFonts w:ascii="Menlo" w:eastAsia="Times New Roman" w:hAnsi="Menlo" w:cs="Menlo"/>
+          <w:color w:val="808080"/>
+          <w:kern w:val="0"/>
+          <w:sz w:val="18"/>
+          <w:szCs w:val="18"/>
+          <w:lang w:val="en-GB" w:eastAsia="en-GB" w:bidi="ar-SA"/>
+          <w14:ligatures w14:val="none"/>
+        </w:rPr>
+        <w:t>&gt;</w:t>
+      </w:r>
+    </w:p>
+    <w:p>
+      <w:pPr>
+        <w:shd w:val="clear" w:color="auto" w:fill="121314"/>
+        <w:spacing w:line="270" w:lineRule="atLeast"/>
+        <w:rPr>
+          <w:rFonts w:ascii="Menlo" w:eastAsia="Times New Roman" w:hAnsi="Menlo" w:cs="Menlo"/>
+          <w:color w:val="BBBEBF"/>
+          <w:kern w:val="0"/>
+          <w:sz w:val="18"/>
+          <w:szCs w:val="18"/>
+          <w:lang w:val="en-GB" w:eastAsia="en-GB" w:bidi="ar-SA"/>
+          <w14:ligatures w14:val="none"/>
+        </w:rPr>
+      </w:pPr>
+      <w:r>
+        <w:rPr>
+          <w:rFonts w:ascii="Menlo" w:eastAsia="Times New Roman" w:hAnsi="Menlo" w:cs="Menlo"/>
+          <w:color w:val="BBBEBF"/>
+          <w:kern w:val="0"/>
+          <w:sz w:val="18"/>
+          <w:szCs w:val="18"/>
+          <w:lang w:val="en-GB" w:eastAsia="en-GB" w:bidi="ar-SA"/>
+          <w14:ligatures w14:val="none"/>
+        </w:rPr>
+        <w:t xml:space="preserve">    </w:t>
+      </w:r>
+      <w:r>
+        <w:rPr>
+          <w:rFonts w:ascii="Menlo" w:eastAsia="Times New Roman" w:hAnsi="Menlo" w:cs="Menlo"/>
+          <w:color w:val="808080"/>
+          <w:kern w:val="0"/>
+          <w:sz w:val="18"/>
+          <w:szCs w:val="18"/>
+          <w:lang w:val="en-GB" w:eastAsia="en-GB" w:bidi="ar-SA"/>
+          <w14:ligatures w14:val="none"/>
+        </w:rPr>
+        <w:t>&lt;</w:t>
+      </w:r>
+      <w:r>
+        <w:rPr>
+          <w:rFonts w:ascii="Menlo" w:eastAsia="Times New Roman" w:hAnsi="Menlo" w:cs="Menlo"/>
+          <w:color w:val="7EE787"/>
+          <w:kern w:val="0"/>
+          <w:sz w:val="18"/>
+          <w:szCs w:val="18"/>
+          <w:lang w:val="en-GB" w:eastAsia="en-GB" w:bidi="ar-SA"/>
+          <w14:ligatures w14:val="none"/>
+        </w:rPr>
+        <w:t>app-counter-controls</w:t>
+      </w:r>
+      <w:r>
+        <w:rPr>
+          <w:rFonts w:ascii="Menlo" w:eastAsia="Times New Roman" w:hAnsi="Menlo" w:cs="Menlo"/>
+          <w:color w:val="808080"/>
+          <w:kern w:val="0"/>
+          <w:sz w:val="18"/>
+          <w:szCs w:val="18"/>
+          <w:lang w:val="en-GB" w:eastAsia="en-GB" w:bidi="ar-SA"/>
+          <w14:ligatures w14:val="none"/>
+        </w:rPr>
+        <w:t>&gt;&lt;/</w:t>
+      </w:r>
+      <w:r>
+        <w:rPr>
+          <w:rFonts w:ascii="Menlo" w:eastAsia="Times New Roman" w:hAnsi="Menlo" w:cs="Menlo"/>
+          <w:color w:val="7EE787"/>
+          <w:kern w:val="0"/>
+          <w:sz w:val="18"/>
+          <w:szCs w:val="18"/>
+          <w:lang w:val="en-GB" w:eastAsia="en-GB" w:bidi="ar-SA"/>
+          <w14:ligatures w14:val="none"/>
+        </w:rPr>
+        <w:t>app-counter-controls</w:t>
+      </w:r>
+      <w:r>
+        <w:rPr>
+          <w:rFonts w:ascii="Menlo" w:eastAsia="Times New Roman" w:hAnsi="Menlo" w:cs="Menlo"/>
+          <w:color w:val="808080"/>
+          <w:kern w:val="0"/>
+          <w:sz w:val="18"/>
+          <w:szCs w:val="18"/>
+          <w:lang w:val="en-GB" w:eastAsia="en-GB" w:bidi="ar-SA"/>
+          <w14:ligatures w14:val="none"/>
+        </w:rPr>
+        <w:t>&gt;</w:t>
+      </w:r>
+    </w:p>
+    <w:p>
+      <w:pPr>
+        <w:shd w:val="clear" w:color="auto" w:fill="121314"/>
+        <w:spacing w:line="270" w:lineRule="atLeast"/>
+        <w:rPr>
+          <w:rFonts w:ascii="Menlo" w:eastAsia="Times New Roman" w:hAnsi="Menlo" w:cs="Menlo"/>
+          <w:color w:val="BBBEBF"/>
+          <w:kern w:val="0"/>
+          <w:sz w:val="18"/>
+          <w:szCs w:val="18"/>
+          <w:lang w:val="en-GB" w:eastAsia="en-GB" w:bidi="ar-SA"/>
+          <w14:ligatures w14:val="none"/>
+        </w:rPr>
+      </w:pPr>
+    </w:p>
+    <w:p>
+      <w:pPr>
+        <w:shd w:val="clear" w:color="auto" w:fill="121314"/>
+        <w:spacing w:line="270" w:lineRule="atLeast"/>
+        <w:rPr>
+          <w:rFonts w:ascii="Menlo" w:eastAsia="Times New Roman" w:hAnsi="Menlo" w:cs="Menlo"/>
+          <w:color w:val="BBBEBF"/>
+          <w:kern w:val="0"/>
+          <w:sz w:val="18"/>
+          <w:szCs w:val="18"/>
+          <w:lang w:val="en-GB" w:eastAsia="en-GB" w:bidi="ar-SA"/>
+          <w14:ligatures w14:val="none"/>
+        </w:rPr>
+      </w:pPr>
+      <w:r>
+        <w:rPr>
+          <w:rFonts w:ascii="Menlo" w:eastAsia="Times New Roman" w:hAnsi="Menlo" w:cs="Menlo"/>
+          <w:color w:val="808080"/>
+          <w:kern w:val="0"/>
+          <w:sz w:val="18"/>
+          <w:szCs w:val="18"/>
+          <w:lang w:val="en-GB" w:eastAsia="en-GB" w:bidi="ar-SA"/>
+          <w14:ligatures w14:val="none"/>
+        </w:rPr>
+        <w:t>&lt;/</w:t>
+      </w:r>
+      <w:r>
+        <w:rPr>
+          <w:rFonts w:ascii="Menlo" w:eastAsia="Times New Roman" w:hAnsi="Menlo" w:cs="Menlo"/>
+          <w:color w:val="7EE787"/>
+          <w:kern w:val="0"/>
+          <w:sz w:val="18"/>
+          <w:szCs w:val="18"/>
+          <w:lang w:val="en-GB" w:eastAsia="en-GB" w:bidi="ar-SA"/>
+          <w14:ligatures w14:val="none"/>
+        </w:rPr>
+        <w:t>div</w:t>
+      </w:r>
+      <w:r>
+        <w:rPr>
+          <w:rFonts w:ascii="Menlo" w:eastAsia="Times New Roman" w:hAnsi="Menlo" w:cs="Menlo"/>
+          <w:color w:val="808080"/>
+          <w:kern w:val="0"/>
+          <w:sz w:val="18"/>
+          <w:szCs w:val="18"/>
+          <w:lang w:val="en-GB" w:eastAsia="en-GB" w:bidi="ar-SA"/>
+          <w14:ligatures w14:val="none"/>
+        </w:rPr>
+        <w:t>&gt;</w:t>
+      </w:r>
+    </w:p>
+    <w:p>
+      <w:pPr>
+        <w:rPr>
+          <w:rFonts w:cstheme="minorBidi"/>
+          <w:sz w:val="28"/>
+          <w:szCs w:val="48"/>
+          <w:lang w:bidi="km-KH"/>
+        </w:rPr>
+      </w:pPr>
+    </w:p>
+    <w:p>
+      <w:pPr>
+        <w:rPr>
+          <w:rFonts w:cstheme="minorBidi"/>
+          <w:sz w:val="28"/>
+          <w:szCs w:val="48"/>
+          <w:lang w:bidi="km-KH"/>
+        </w:rPr>
+      </w:pPr>
+      <w:r>
+        <w:rPr>
+          <w:rFonts w:cstheme="minorBidi"/>
+          <w:sz w:val="28"/>
+          <w:szCs w:val="48"/>
+          <w:lang w:bidi="km-KH"/>
+        </w:rPr>
+        <w:drawing>
+          <wp:anchor distT="0" distB="0" distL="114300" distR="114300" simplePos="0" relativeHeight="251671552" behindDoc="1" locked="0" layoutInCell="1" allowOverlap="1" wp14:anchorId="52B44DA2" wp14:editId="2E54AA00">
+            <wp:simplePos x="0" y="0"/>
+            <wp:positionH relativeFrom="column">
+              <wp:posOffset>843695</wp:posOffset>
+            </wp:positionH>
+            <wp:positionV relativeFrom="paragraph">
+              <wp:posOffset>83820</wp:posOffset>
+            </wp:positionV>
+            <wp:extent cx="5137291" cy="3078178"/>
+            <wp:effectExtent l="0" t="0" r="0" b="0"/>
+            <wp:wrapNone/>
+            <wp:docPr id="537778811" name="Picture 1"/>
+            <wp:cNvGraphicFramePr>
+              <a:graphicFrameLocks xmlns:a="http://schemas.openxmlformats.org/drawingml/2006/main" noChangeAspect="1"/>
+            </wp:cNvGraphicFramePr>
+            <a:graphic xmlns:a="http://schemas.openxmlformats.org/drawingml/2006/main">
+              <a:graphicData uri="http://schemas.openxmlformats.org/drawingml/2006/picture">
+                <pic:pic xmlns:pic="http://schemas.openxmlformats.org/drawingml/2006/picture">
+                  <pic:nvPicPr>
+                    <pic:cNvPr id="537778811" name=""/>
+                    <pic:cNvPicPr/>
+                  </pic:nvPicPr>
+                  <pic:blipFill>
+                    <a:blip r:embed="rId19">
+                      <a:extLst>
+                        <a:ext uri="{28A0092B-C50C-407E-A947-70E740481C1C}">
+                          <a14:useLocalDpi xmlns:a14="http://schemas.microsoft.com/office/drawing/2010/main" val="0"/>
+                        </a:ext>
+                      </a:extLst>
+                    </a:blip>
+                    <a:stretch>
+                      <a:fillRect/>
+                    </a:stretch>
+                  </pic:blipFill>
+                  <pic:spPr>
+                    <a:xfrm>
+                      <a:off x="0" y="0"/>
+                      <a:ext cx="5137291" cy="3078178"/>
+                    </a:xfrm>
+                    <a:prstGeom prst="rect">
+                      <a:avLst/>
+                    </a:prstGeom>
+                  </pic:spPr>
+                </pic:pic>
+              </a:graphicData>
+            </a:graphic>
+            <wp14:sizeRelH relativeFrom="page">
+              <wp14:pctWidth>0</wp14:pctWidth>
+            </wp14:sizeRelH>
+            <wp14:sizeRelV relativeFrom="page">
+              <wp14:pctHeight>0</wp14:pctHeight>
+            </wp14:sizeRelV>
+          </wp:anchor>
+        </w:drawing>
+      </w:r>
+    </w:p>
+    <w:p>
+      <w:pPr>
+        <w:rPr>
+          <w:rFonts w:cstheme="minorBidi"/>
+          <w:sz w:val="28"/>
+          <w:szCs w:val="48"/>
+          <w:lang w:bidi="km-KH"/>
+        </w:rPr>
+      </w:pPr>
     </w:p>
     <w:sectPr>
       <w:pgSz w:w="11907" w:h="16840" w:code="9"/>
